--- a/Joshua_Muli_Week1-7_Task/Week1-7_Task.docx
+++ b/Joshua_Muli_Week1-7_Task/Week1-7_Task.docx
@@ -6320,6 +6320,434 @@
         </w:r>
       </w:hyperlink>
     </w:p>
+    <w:p>
+      <w:r>
+        <w:br w:type="page"/>
+      </w:r>
+    </w:p>
+    <w:p>
+      <w:r>
+        <w:rPr>
+          <w:b/>
+        </w:rPr>
+        <w:t>Week 6: Movie CRUD Operations</w:t>
+      </w:r>
+    </w:p>
+    <w:p>
+      <w:r>
+        <w:t>This section contains the screenshots demonstrating the Movie Management System CRUD (Create, Read, Update, Delete) operations using React, Node.js, and MySQL.</w:t>
+      </w:r>
+    </w:p>
+    <w:p>
+      <w:r>
+        <w:rPr>
+          <w:b/>
+        </w:rPr>
+        <w:t>1. Database Structure &amp; Records</w:t>
+      </w:r>
+    </w:p>
+    <w:p>
+      <w:r>
+        <w:t>Explanation: This screenshot demonstrates the successful integration of the MySQL database. It shows the `movies` table populated with the records inserted via the web application, confirming that the backend correctly connects to and manipulates the database.</w:t>
+      </w:r>
+    </w:p>
+    <w:p>
+      <w:r>
+        <w:drawing>
+          <wp:inline xmlns:a="http://schemas.openxmlformats.org/drawingml/2006/main" xmlns:pic="http://schemas.openxmlformats.org/drawingml/2006/picture">
+            <wp:extent cx="5486400" cy="3416653"/>
+            <wp:docPr id="63" name="Picture 63"/>
+            <wp:cNvGraphicFramePr>
+              <a:graphicFrameLocks noChangeAspect="1"/>
+            </wp:cNvGraphicFramePr>
+            <a:graphic>
+              <a:graphicData uri="http://schemas.openxmlformats.org/drawingml/2006/picture">
+                <pic:pic>
+                  <pic:nvPicPr>
+                    <pic:cNvPr id="0" name="database_records.png"/>
+                    <pic:cNvPicPr/>
+                  </pic:nvPicPr>
+                  <pic:blipFill>
+                    <a:blip r:embed="rId40"/>
+                    <a:stretch>
+                      <a:fillRect/>
+                    </a:stretch>
+                  </pic:blipFill>
+                  <pic:spPr>
+                    <a:xfrm>
+                      <a:off x="0" y="0"/>
+                      <a:ext cx="5486400" cy="3416653"/>
+                    </a:xfrm>
+                    <a:prstGeom prst="rect"/>
+                  </pic:spPr>
+                </pic:pic>
+              </a:graphicData>
+            </a:graphic>
+          </wp:inline>
+        </w:drawing>
+      </w:r>
+    </w:p>
+    <w:p>
+      <w:r>
+        <w:rPr>
+          <w:b/>
+        </w:rPr>
+        <w:t>2. Create &amp; Read Operations</w:t>
+      </w:r>
+    </w:p>
+    <w:p>
+      <w:r>
+        <w:t>Explanation: Here, the Dashboard is shown. The left side handles the Create operation (inserting a new movie), while the right side handles the Read operation (fetching all movies from the database and displaying them). The success message confirms data was successfully sent to the server.</w:t>
+      </w:r>
+    </w:p>
+    <w:p>
+      <w:r>
+        <w:drawing>
+          <wp:inline xmlns:a="http://schemas.openxmlformats.org/drawingml/2006/main" xmlns:pic="http://schemas.openxmlformats.org/drawingml/2006/picture">
+            <wp:extent cx="5486400" cy="3073383"/>
+            <wp:docPr id="64" name="Picture 64"/>
+            <wp:cNvGraphicFramePr>
+              <a:graphicFrameLocks noChangeAspect="1"/>
+            </wp:cNvGraphicFramePr>
+            <a:graphic>
+              <a:graphicData uri="http://schemas.openxmlformats.org/drawingml/2006/picture">
+                <pic:pic>
+                  <pic:nvPicPr>
+                    <pic:cNvPr id="0" name="create_read.png"/>
+                    <pic:cNvPicPr/>
+                  </pic:nvPicPr>
+                  <pic:blipFill>
+                    <a:blip r:embed="rId41"/>
+                    <a:stretch>
+                      <a:fillRect/>
+                    </a:stretch>
+                  </pic:blipFill>
+                  <pic:spPr>
+                    <a:xfrm>
+                      <a:off x="0" y="0"/>
+                      <a:ext cx="5486400" cy="3073383"/>
+                    </a:xfrm>
+                    <a:prstGeom prst="rect"/>
+                  </pic:spPr>
+                </pic:pic>
+              </a:graphicData>
+            </a:graphic>
+          </wp:inline>
+        </w:drawing>
+      </w:r>
+    </w:p>
+    <w:p>
+      <w:r>
+        <w:rPr>
+          <w:b/>
+        </w:rPr>
+        <w:t>3. Update Operation</w:t>
+      </w:r>
+    </w:p>
+    <w:p>
+      <w:r>
+        <w:t>Explanation: This demonstrates the Update operation. After clicking the Edit button, the movie's data is loaded back into the form. Submitting it modifies the existing record in the database rather than creating a new one.</w:t>
+      </w:r>
+    </w:p>
+    <w:p>
+      <w:r>
+        <w:drawing>
+          <wp:inline xmlns:a="http://schemas.openxmlformats.org/drawingml/2006/main" xmlns:pic="http://schemas.openxmlformats.org/drawingml/2006/picture">
+            <wp:extent cx="5486400" cy="3073383"/>
+            <wp:docPr id="65" name="Picture 65"/>
+            <wp:cNvGraphicFramePr>
+              <a:graphicFrameLocks noChangeAspect="1"/>
+            </wp:cNvGraphicFramePr>
+            <a:graphic>
+              <a:graphicData uri="http://schemas.openxmlformats.org/drawingml/2006/picture">
+                <pic:pic>
+                  <pic:nvPicPr>
+                    <pic:cNvPr id="0" name="update.png"/>
+                    <pic:cNvPicPr/>
+                  </pic:nvPicPr>
+                  <pic:blipFill>
+                    <a:blip r:embed="rId42"/>
+                    <a:stretch>
+                      <a:fillRect/>
+                    </a:stretch>
+                  </pic:blipFill>
+                  <pic:spPr>
+                    <a:xfrm>
+                      <a:off x="0" y="0"/>
+                      <a:ext cx="5486400" cy="3073383"/>
+                    </a:xfrm>
+                    <a:prstGeom prst="rect"/>
+                  </pic:spPr>
+                </pic:pic>
+              </a:graphicData>
+            </a:graphic>
+          </wp:inline>
+        </w:drawing>
+      </w:r>
+    </w:p>
+    <w:p>
+      <w:r>
+        <w:rPr>
+          <w:b/>
+        </w:rPr>
+        <w:t>4. Delete Operation</w:t>
+      </w:r>
+    </w:p>
+    <w:p>
+      <w:r>
+        <w:t>Explanation: This shows the Delete operation. Clicking Delete prompts a confirmation dialog to prevent accidental deletion. Upon confirming, the application sends a DELETE request to the backend to remove the specific record from the database.</w:t>
+      </w:r>
+    </w:p>
+    <w:p>
+      <w:r>
+        <w:drawing>
+          <wp:inline xmlns:a="http://schemas.openxmlformats.org/drawingml/2006/main" xmlns:pic="http://schemas.openxmlformats.org/drawingml/2006/picture">
+            <wp:extent cx="5486400" cy="3266305"/>
+            <wp:docPr id="66" name="Picture 66"/>
+            <wp:cNvGraphicFramePr>
+              <a:graphicFrameLocks noChangeAspect="1"/>
+            </wp:cNvGraphicFramePr>
+            <a:graphic>
+              <a:graphicData uri="http://schemas.openxmlformats.org/drawingml/2006/picture">
+                <pic:pic>
+                  <pic:nvPicPr>
+                    <pic:cNvPr id="0" name="delete.png"/>
+                    <pic:cNvPicPr/>
+                  </pic:nvPicPr>
+                  <pic:blipFill>
+                    <a:blip r:embed="rId43"/>
+                    <a:stretch>
+                      <a:fillRect/>
+                    </a:stretch>
+                  </pic:blipFill>
+                  <pic:spPr>
+                    <a:xfrm>
+                      <a:off x="0" y="0"/>
+                      <a:ext cx="5486400" cy="3266305"/>
+                    </a:xfrm>
+                    <a:prstGeom prst="rect"/>
+                  </pic:spPr>
+                </pic:pic>
+              </a:graphicData>
+            </a:graphic>
+          </wp:inline>
+        </w:drawing>
+      </w:r>
+    </w:p>
+    <w:p>
+      <w:r>
+        <w:br w:type="page"/>
+      </w:r>
+    </w:p>
+    <w:p>
+      <w:r>
+        <w:rPr>
+          <w:b/>
+        </w:rPr>
+        <w:t>Week 7: User Authentication and Session Management</w:t>
+      </w:r>
+    </w:p>
+    <w:p>
+      <w:r>
+        <w:t>This section contains the screenshots demonstrating the Movie Management System User Authentication and Session Management operations using bcrypt and jsonwebtoken.</w:t>
+      </w:r>
+    </w:p>
+    <w:p>
+      <w:r>
+        <w:rPr>
+          <w:b/>
+        </w:rPr>
+        <w:t>1. User Registration Form with Roles</w:t>
+      </w:r>
+    </w:p>
+    <w:p>
+      <w:r>
+        <w:t>Explanation: This screenshot shows the "Create an account" (Sign Up) form. It includes the required fields for Username and Password, and importantly, the "Role" dropdown (Client, Admin, Managerial) which demonstrates multi-user authentication support from the UI level.</w:t>
+      </w:r>
+    </w:p>
+    <w:p>
+      <w:r>
+        <w:drawing>
+          <wp:inline xmlns:a="http://schemas.openxmlformats.org/drawingml/2006/main" xmlns:pic="http://schemas.openxmlformats.org/drawingml/2006/picture">
+            <wp:extent cx="5486400" cy="5890661"/>
+            <wp:docPr id="67" name="Picture 67"/>
+            <wp:cNvGraphicFramePr>
+              <a:graphicFrameLocks noChangeAspect="1"/>
+            </wp:cNvGraphicFramePr>
+            <a:graphic>
+              <a:graphicData uri="http://schemas.openxmlformats.org/drawingml/2006/picture">
+                <pic:pic>
+                  <pic:nvPicPr>
+                    <pic:cNvPr id="0" name="registration.png"/>
+                    <pic:cNvPicPr/>
+                  </pic:nvPicPr>
+                  <pic:blipFill>
+                    <a:blip r:embed="rId44"/>
+                    <a:stretch>
+                      <a:fillRect/>
+                    </a:stretch>
+                  </pic:blipFill>
+                  <pic:spPr>
+                    <a:xfrm>
+                      <a:off x="0" y="0"/>
+                      <a:ext cx="5486400" cy="5890661"/>
+                    </a:xfrm>
+                    <a:prstGeom prst="rect"/>
+                  </pic:spPr>
+                </pic:pic>
+              </a:graphicData>
+            </a:graphic>
+          </wp:inline>
+        </w:drawing>
+      </w:r>
+    </w:p>
+    <w:p>
+      <w:r>
+        <w:rPr>
+          <w:b/>
+        </w:rPr>
+        <w:t>2. Database Authentication Setup</w:t>
+      </w:r>
+    </w:p>
+    <w:p>
+      <w:r>
+        <w:t>Explanation: This shows the `users` table within the database. It proves that user passwords are securely hashed using bcrypt (`password_hash` column) rather than being stored in plain text. It also verifies that the selected user roles are correctly stored in the database.</w:t>
+      </w:r>
+    </w:p>
+    <w:p>
+      <w:r>
+        <w:drawing>
+          <wp:inline xmlns:a="http://schemas.openxmlformats.org/drawingml/2006/main" xmlns:pic="http://schemas.openxmlformats.org/drawingml/2006/picture">
+            <wp:extent cx="5486400" cy="1739226"/>
+            <wp:docPr id="68" name="Picture 68"/>
+            <wp:cNvGraphicFramePr>
+              <a:graphicFrameLocks noChangeAspect="1"/>
+            </wp:cNvGraphicFramePr>
+            <a:graphic>
+              <a:graphicData uri="http://schemas.openxmlformats.org/drawingml/2006/picture">
+                <pic:pic>
+                  <pic:nvPicPr>
+                    <pic:cNvPr id="0" name="db_users.png"/>
+                    <pic:cNvPicPr/>
+                  </pic:nvPicPr>
+                  <pic:blipFill>
+                    <a:blip r:embed="rId45"/>
+                    <a:stretch>
+                      <a:fillRect/>
+                    </a:stretch>
+                  </pic:blipFill>
+                  <pic:spPr>
+                    <a:xfrm>
+                      <a:off x="0" y="0"/>
+                      <a:ext cx="5486400" cy="1739226"/>
+                    </a:xfrm>
+                    <a:prstGeom prst="rect"/>
+                  </pic:spPr>
+                </pic:pic>
+              </a:graphicData>
+            </a:graphic>
+          </wp:inline>
+        </w:drawing>
+      </w:r>
+    </w:p>
+    <w:p>
+      <w:r>
+        <w:rPr>
+          <w:b/>
+        </w:rPr>
+        <w:t>3. Secure Login &amp; Session Management</w:t>
+      </w:r>
+    </w:p>
+    <w:p>
+      <w:r>
+        <w:t>Explanation: This screenshot of the browser Developer Tools (Local Storage) demonstrates that upon successful login, the server issues a secure JSON Web Token (JWT) that the frontend stores. This mechanism ensures secure, stateless session management.</w:t>
+      </w:r>
+    </w:p>
+    <w:p>
+      <w:r>
+        <w:drawing>
+          <wp:inline xmlns:a="http://schemas.openxmlformats.org/drawingml/2006/main" xmlns:pic="http://schemas.openxmlformats.org/drawingml/2006/picture">
+            <wp:extent cx="5486400" cy="768699"/>
+            <wp:docPr id="69" name="Picture 69"/>
+            <wp:cNvGraphicFramePr>
+              <a:graphicFrameLocks noChangeAspect="1"/>
+            </wp:cNvGraphicFramePr>
+            <a:graphic>
+              <a:graphicData uri="http://schemas.openxmlformats.org/drawingml/2006/picture">
+                <pic:pic>
+                  <pic:nvPicPr>
+                    <pic:cNvPr id="0" name="session.png"/>
+                    <pic:cNvPicPr/>
+                  </pic:nvPicPr>
+                  <pic:blipFill>
+                    <a:blip r:embed="rId46"/>
+                    <a:stretch>
+                      <a:fillRect/>
+                    </a:stretch>
+                  </pic:blipFill>
+                  <pic:spPr>
+                    <a:xfrm>
+                      <a:off x="0" y="0"/>
+                      <a:ext cx="5486400" cy="768699"/>
+                    </a:xfrm>
+                    <a:prstGeom prst="rect"/>
+                  </pic:spPr>
+                </pic:pic>
+              </a:graphicData>
+            </a:graphic>
+          </wp:inline>
+        </w:drawing>
+      </w:r>
+    </w:p>
+    <w:p>
+      <w:r>
+        <w:rPr>
+          <w:b/>
+        </w:rPr>
+        <w:t>4. Protected Dashboard &amp; Logout</w:t>
+      </w:r>
+    </w:p>
+    <w:p>
+      <w:r>
+        <w:t>Explanation: This displays the protected Movie Dashboard, confirming that only authenticated users can access this page. The presence of the "Log Out" button demonstrates that users can successfully terminate their secure session.</w:t>
+      </w:r>
+    </w:p>
+    <w:p>
+      <w:r>
+        <w:drawing>
+          <wp:inline xmlns:a="http://schemas.openxmlformats.org/drawingml/2006/main" xmlns:pic="http://schemas.openxmlformats.org/drawingml/2006/picture">
+            <wp:extent cx="5486400" cy="3060234"/>
+            <wp:docPr id="70" name="Picture 70"/>
+            <wp:cNvGraphicFramePr>
+              <a:graphicFrameLocks noChangeAspect="1"/>
+            </wp:cNvGraphicFramePr>
+            <a:graphic>
+              <a:graphicData uri="http://schemas.openxmlformats.org/drawingml/2006/picture">
+                <pic:pic>
+                  <pic:nvPicPr>
+                    <pic:cNvPr id="0" name="dashboard.png"/>
+                    <pic:cNvPicPr/>
+                  </pic:nvPicPr>
+                  <pic:blipFill>
+                    <a:blip r:embed="rId47"/>
+                    <a:stretch>
+                      <a:fillRect/>
+                    </a:stretch>
+                  </pic:blipFill>
+                  <pic:spPr>
+                    <a:xfrm>
+                      <a:off x="0" y="0"/>
+                      <a:ext cx="5486400" cy="3060234"/>
+                    </a:xfrm>
+                    <a:prstGeom prst="rect"/>
+                  </pic:spPr>
+                </pic:pic>
+              </a:graphicData>
+            </a:graphic>
+          </wp:inline>
+        </w:drawing>
+      </w:r>
+    </w:p>
     <w:sectPr>
       <w:footerReference w:type="default" r:id="rId36"/>
       <w:type w:val="nextPage"/>

--- a/Joshua_Muli_Week1-7_Task/Week1-7_Task.docx
+++ b/Joshua_Muli_Week1-7_Task/Week1-7_Task.docx
@@ -408,7 +408,7 @@
               </w:rPr>
               <w:t>Week 1:LOCAL ENVIRONMENT</w:t>
               <w:tab/>
-              <w:t>6</w:t>
+              <w:t>4</w:t>
             </w:r>
           </w:hyperlink>
         </w:p>
@@ -428,7 +428,7 @@
               </w:rPr>
               <w:t>Installation of My Mysql and its environment.</w:t>
               <w:tab/>
-              <w:t>6</w:t>
+              <w:t>4</w:t>
             </w:r>
           </w:hyperlink>
         </w:p>
@@ -448,7 +448,7 @@
               </w:rPr>
               <w:t>Figure 1: Mysql installation</w:t>
               <w:tab/>
-              <w:t>6</w:t>
+              <w:t>4</w:t>
             </w:r>
           </w:hyperlink>
         </w:p>
@@ -468,7 +468,7 @@
               </w:rPr>
               <w:t>Running of Mysql server</w:t>
               <w:tab/>
-              <w:t>6</w:t>
+              <w:t>4</w:t>
             </w:r>
           </w:hyperlink>
         </w:p>
@@ -488,7 +488,7 @@
               </w:rPr>
               <w:t>Figure 2: Running of Mysql server</w:t>
               <w:tab/>
-              <w:t>7</w:t>
+              <w:t>4</w:t>
             </w:r>
           </w:hyperlink>
         </w:p>
@@ -508,7 +508,7 @@
               </w:rPr>
               <w:t>Localhost Test Page</w:t>
               <w:tab/>
-              <w:t>7</w:t>
+              <w:t>5</w:t>
             </w:r>
           </w:hyperlink>
         </w:p>
@@ -528,7 +528,7 @@
               </w:rPr>
               <w:t>Figure 3: Localhost test page</w:t>
               <w:tab/>
-              <w:t>8</w:t>
+              <w:t>5</w:t>
             </w:r>
           </w:hyperlink>
         </w:p>
@@ -548,7 +548,7 @@
               </w:rPr>
               <w:t>Database Connection Test</w:t>
               <w:tab/>
-              <w:t>9</w:t>
+              <w:t>6</w:t>
             </w:r>
           </w:hyperlink>
         </w:p>
@@ -568,7 +568,7 @@
               </w:rPr>
               <w:t>Figure 4: Database connection test</w:t>
               <w:tab/>
-              <w:t>9</w:t>
+              <w:t>6</w:t>
             </w:r>
           </w:hyperlink>
         </w:p>
@@ -587,7 +587,7 @@
               </w:rPr>
               <w:t>WEEK 2: WIREFRAMES AND GUI DESIGN</w:t>
               <w:tab/>
-              <w:t>9</w:t>
+              <w:t>6</w:t>
             </w:r>
           </w:hyperlink>
         </w:p>
@@ -607,7 +607,7 @@
               </w:rPr>
               <w:t>The image demonstrates the initial conceptual planning for the web application framework</w:t>
               <w:tab/>
-              <w:t>9</w:t>
+              <w:t>6</w:t>
             </w:r>
           </w:hyperlink>
         </w:p>
@@ -627,7 +627,7 @@
               </w:rPr>
               <w:t>Figure 5: Hand Drawn wireframe</w:t>
               <w:tab/>
-              <w:t>9</w:t>
+              <w:t>6</w:t>
             </w:r>
           </w:hyperlink>
         </w:p>
@@ -647,7 +647,7 @@
               </w:rPr>
               <w:t>Figure 6: Mobile view mockup</w:t>
               <w:tab/>
-              <w:t>10</w:t>
+              <w:t>7</w:t>
             </w:r>
           </w:hyperlink>
         </w:p>
@@ -666,7 +666,7 @@
               </w:rPr>
               <w:t>Week 3</w:t>
               <w:tab/>
-              <w:t>11</w:t>
+              <w:t>8</w:t>
             </w:r>
           </w:hyperlink>
         </w:p>
@@ -686,7 +686,7 @@
               </w:rPr>
               <w:t>JavaScript Form Validation and Password strength Checker</w:t>
               <w:tab/>
-              <w:t>11</w:t>
+              <w:t>8</w:t>
             </w:r>
           </w:hyperlink>
         </w:p>
@@ -706,7 +706,7 @@
               </w:rPr>
               <w:t>Figure 7: Javascript Form Validation</w:t>
               <w:tab/>
-              <w:t>11</w:t>
+              <w:t>8</w:t>
             </w:r>
           </w:hyperlink>
         </w:p>
@@ -726,7 +726,7 @@
               </w:rPr>
               <w:t>Figure 8: Password strength checker</w:t>
               <w:tab/>
-              <w:t>12</w:t>
+              <w:t>9</w:t>
             </w:r>
           </w:hyperlink>
         </w:p>
@@ -746,7 +746,7 @@
               </w:rPr>
               <w:t>Database Connection Script</w:t>
               <w:tab/>
-              <w:t>12</w:t>
+              <w:t>9</w:t>
             </w:r>
           </w:hyperlink>
         </w:p>
@@ -766,7 +766,7 @@
               </w:rPr>
               <w:t>Figure 9: Database Connection Script</w:t>
               <w:tab/>
-              <w:t>12</w:t>
+              <w:t>9</w:t>
             </w:r>
           </w:hyperlink>
         </w:p>
@@ -785,7 +785,7 @@
               </w:rPr>
               <w:t>Week 4</w:t>
               <w:tab/>
-              <w:t>13</w:t>
+              <w:t>10</w:t>
             </w:r>
           </w:hyperlink>
         </w:p>
@@ -805,7 +805,7 @@
               </w:rPr>
               <w:t>Figure 10: Login Form</w:t>
               <w:tab/>
-              <w:t>13</w:t>
+              <w:t>10</w:t>
             </w:r>
           </w:hyperlink>
         </w:p>
@@ -825,7 +825,7 @@
               </w:rPr>
               <w:t>Figure 11: Folder Structure</w:t>
               <w:tab/>
-              <w:t>14</w:t>
+              <w:t>11</w:t>
             </w:r>
           </w:hyperlink>
         </w:p>
@@ -845,7 +845,7 @@
               </w:rPr>
               <w:t>Figure 12: Github updates</w:t>
               <w:tab/>
-              <w:t>15</w:t>
+              <w:t>12</w:t>
             </w:r>
           </w:hyperlink>
         </w:p>
@@ -864,7 +864,7 @@
               </w:rPr>
               <w:t>Week 5</w:t>
               <w:tab/>
-              <w:t>15</w:t>
+              <w:t>12</w:t>
             </w:r>
           </w:hyperlink>
         </w:p>
@@ -884,7 +884,7 @@
               </w:rPr>
               <w:t>Figure 13: Users table</w:t>
               <w:tab/>
-              <w:t>15</w:t>
+              <w:t>12</w:t>
             </w:r>
           </w:hyperlink>
         </w:p>
@@ -904,7 +904,7 @@
               </w:rPr>
               <w:t>Figure 14: Display all users</w:t>
               <w:tab/>
-              <w:t>16</w:t>
+              <w:t>13</w:t>
             </w:r>
           </w:hyperlink>
         </w:p>
@@ -924,7 +924,205 @@
               </w:rPr>
               <w:t>Figure 15: Movies Table</w:t>
               <w:tab/>
+              <w:t>13</w:t>
+            </w:r>
+          </w:hyperlink>
+        </w:p>
+        <w:p>
+          <w:pPr>
+            <w:pStyle w:val="Contents1"/>
+            <w:tabs>
+              <w:tab w:val="right" w:pos="9360" w:leader="dot"/>
+            </w:tabs>
+            <w:rPr/>
+          </w:pPr>
+          <w:hyperlink w:anchor="__RefHeading___Toc4671_442943083">
+            <w:r>
+              <w:rPr>
+                <w:rStyle w:val="IndexLink"/>
+              </w:rPr>
+              <w:t>Week 6: Movie CRUD Operations</w:t>
+              <w:tab/>
+              <w:t>14</w:t>
+            </w:r>
+          </w:hyperlink>
+        </w:p>
+        <w:p>
+          <w:pPr>
+            <w:pStyle w:val="Contents2"/>
+            <w:tabs>
+              <w:tab w:val="clear" w:pos="9077"/>
+              <w:tab w:val="right" w:pos="9360" w:leader="dot"/>
+            </w:tabs>
+            <w:rPr/>
+          </w:pPr>
+          <w:hyperlink w:anchor="__RefHeading___Toc4673_442943083">
+            <w:r>
+              <w:rPr>
+                <w:rStyle w:val="IndexLink"/>
+              </w:rPr>
+              <w:t>1. Database Structure &amp; Records</w:t>
+              <w:tab/>
+              <w:t>14</w:t>
+            </w:r>
+          </w:hyperlink>
+        </w:p>
+        <w:p>
+          <w:pPr>
+            <w:pStyle w:val="Contents2"/>
+            <w:tabs>
+              <w:tab w:val="clear" w:pos="9077"/>
+              <w:tab w:val="right" w:pos="9360" w:leader="dot"/>
+            </w:tabs>
+            <w:rPr/>
+          </w:pPr>
+          <w:hyperlink w:anchor="__RefHeading___Toc4675_442943083">
+            <w:r>
+              <w:rPr>
+                <w:rStyle w:val="IndexLink"/>
+              </w:rPr>
+              <w:t>2. Create &amp; Read Operations</w:t>
+              <w:tab/>
+              <w:t>14</w:t>
+            </w:r>
+          </w:hyperlink>
+        </w:p>
+        <w:p>
+          <w:pPr>
+            <w:pStyle w:val="Contents2"/>
+            <w:tabs>
+              <w:tab w:val="clear" w:pos="9077"/>
+              <w:tab w:val="right" w:pos="9360" w:leader="dot"/>
+            </w:tabs>
+            <w:rPr/>
+          </w:pPr>
+          <w:hyperlink w:anchor="__RefHeading___Toc4677_442943083">
+            <w:r>
+              <w:rPr>
+                <w:rStyle w:val="IndexLink"/>
+              </w:rPr>
+              <w:t>3. Update Operation</w:t>
+              <w:tab/>
+              <w:t>15</w:t>
+            </w:r>
+          </w:hyperlink>
+        </w:p>
+        <w:p>
+          <w:pPr>
+            <w:pStyle w:val="Contents2"/>
+            <w:tabs>
+              <w:tab w:val="clear" w:pos="9077"/>
+              <w:tab w:val="right" w:pos="9360" w:leader="dot"/>
+            </w:tabs>
+            <w:rPr/>
+          </w:pPr>
+          <w:hyperlink w:anchor="__RefHeading___Toc4679_442943083">
+            <w:r>
+              <w:rPr>
+                <w:rStyle w:val="IndexLink"/>
+              </w:rPr>
+              <w:t>4. Delete Operation</w:t>
+              <w:tab/>
               <w:t>16</w:t>
+            </w:r>
+          </w:hyperlink>
+        </w:p>
+        <w:p>
+          <w:pPr>
+            <w:pStyle w:val="Contents1"/>
+            <w:tabs>
+              <w:tab w:val="right" w:pos="9360" w:leader="dot"/>
+            </w:tabs>
+            <w:rPr/>
+          </w:pPr>
+          <w:hyperlink w:anchor="__RefHeading___Toc4681_442943083">
+            <w:r>
+              <w:rPr>
+                <w:rStyle w:val="IndexLink"/>
+              </w:rPr>
+              <w:t>Week 7: User Authentication and Session Management</w:t>
+              <w:tab/>
+              <w:t>17</w:t>
+            </w:r>
+          </w:hyperlink>
+        </w:p>
+        <w:p>
+          <w:pPr>
+            <w:pStyle w:val="Contents2"/>
+            <w:tabs>
+              <w:tab w:val="clear" w:pos="9077"/>
+              <w:tab w:val="right" w:pos="9360" w:leader="dot"/>
+            </w:tabs>
+            <w:rPr/>
+          </w:pPr>
+          <w:hyperlink w:anchor="__RefHeading___Toc4683_442943083">
+            <w:r>
+              <w:rPr>
+                <w:rStyle w:val="IndexLink"/>
+              </w:rPr>
+              <w:t>1. User Registration Form with Roles</w:t>
+              <w:tab/>
+              <w:t>17</w:t>
+            </w:r>
+          </w:hyperlink>
+        </w:p>
+        <w:p>
+          <w:pPr>
+            <w:pStyle w:val="Contents2"/>
+            <w:tabs>
+              <w:tab w:val="clear" w:pos="9077"/>
+              <w:tab w:val="right" w:pos="9360" w:leader="dot"/>
+            </w:tabs>
+            <w:rPr/>
+          </w:pPr>
+          <w:hyperlink w:anchor="__RefHeading___Toc4685_442943083">
+            <w:r>
+              <w:rPr>
+                <w:rStyle w:val="IndexLink"/>
+              </w:rPr>
+              <w:t>2. Database Authentication Setup</w:t>
+              <w:tab/>
+              <w:t>18</w:t>
+            </w:r>
+          </w:hyperlink>
+        </w:p>
+        <w:p>
+          <w:pPr>
+            <w:pStyle w:val="Contents2"/>
+            <w:tabs>
+              <w:tab w:val="clear" w:pos="9077"/>
+              <w:tab w:val="right" w:pos="9360" w:leader="dot"/>
+            </w:tabs>
+            <w:rPr/>
+          </w:pPr>
+          <w:hyperlink w:anchor="__RefHeading___Toc4687_442943083">
+            <w:r>
+              <w:rPr>
+                <w:rStyle w:val="IndexLink"/>
+              </w:rPr>
+              <w:t>3. Secure Login &amp; Session Management</w:t>
+              <w:tab/>
+              <w:t>19</w:t>
+            </w:r>
+          </w:hyperlink>
+        </w:p>
+        <w:p>
+          <w:pPr>
+            <w:pStyle w:val="Contents2"/>
+            <w:tabs>
+              <w:tab w:val="clear" w:pos="9077"/>
+              <w:tab w:val="right" w:pos="9360" w:leader="dot"/>
+            </w:tabs>
+            <w:rPr/>
+          </w:pPr>
+          <w:hyperlink w:anchor="__RefHeading___Toc4689_442943083">
+            <w:r>
+              <w:rPr>
+                <w:rStyle w:val="IndexLink"/>
+              </w:rPr>
+              <w:t>4. Protected Dashboard &amp; Logout</w:t>
+              <w:tab/>
+              <w:t>19</w:t>
             </w:r>
           </w:hyperlink>
           <w:r>
@@ -951,7 +1149,297 @@
         </w:rPr>
       </w:pPr>
       <w:r>
-        <w:rPr/>
+        <w:rPr>
+          <w:rFonts w:ascii="Liberation Serif" w:hAnsi="Liberation Serif"/>
+          <w:sz w:val="28"/>
+          <w:szCs w:val="28"/>
+        </w:rPr>
+      </w:r>
+    </w:p>
+    <w:p>
+      <w:pPr>
+        <w:pStyle w:val="TextBody"/>
+        <w:numPr>
+          <w:ilvl w:val="0"/>
+          <w:numId w:val="0"/>
+        </w:numPr>
+        <w:ind w:left="0" w:hanging="0"/>
+        <w:rPr>
+          <w:rFonts w:ascii="Liberation Serif" w:hAnsi="Liberation Serif"/>
+          <w:sz w:val="28"/>
+          <w:szCs w:val="28"/>
+        </w:rPr>
+      </w:pPr>
+      <w:r>
+        <w:rPr>
+          <w:rFonts w:ascii="Liberation Serif" w:hAnsi="Liberation Serif"/>
+          <w:sz w:val="28"/>
+          <w:szCs w:val="28"/>
+        </w:rPr>
+      </w:r>
+    </w:p>
+    <w:p>
+      <w:pPr>
+        <w:pStyle w:val="TextBody"/>
+        <w:numPr>
+          <w:ilvl w:val="0"/>
+          <w:numId w:val="0"/>
+        </w:numPr>
+        <w:ind w:left="0" w:hanging="0"/>
+        <w:rPr>
+          <w:rFonts w:ascii="Liberation Serif" w:hAnsi="Liberation Serif"/>
+          <w:sz w:val="28"/>
+          <w:szCs w:val="28"/>
+        </w:rPr>
+      </w:pPr>
+      <w:r>
+        <w:rPr>
+          <w:rFonts w:ascii="Liberation Serif" w:hAnsi="Liberation Serif"/>
+          <w:sz w:val="28"/>
+          <w:szCs w:val="28"/>
+        </w:rPr>
+      </w:r>
+    </w:p>
+    <w:p>
+      <w:pPr>
+        <w:pStyle w:val="TextBody"/>
+        <w:numPr>
+          <w:ilvl w:val="0"/>
+          <w:numId w:val="0"/>
+        </w:numPr>
+        <w:ind w:left="0" w:hanging="0"/>
+        <w:rPr>
+          <w:rFonts w:ascii="Liberation Serif" w:hAnsi="Liberation Serif"/>
+          <w:sz w:val="28"/>
+          <w:szCs w:val="28"/>
+        </w:rPr>
+      </w:pPr>
+      <w:r>
+        <w:rPr>
+          <w:rFonts w:ascii="Liberation Serif" w:hAnsi="Liberation Serif"/>
+          <w:sz w:val="28"/>
+          <w:szCs w:val="28"/>
+        </w:rPr>
+      </w:r>
+    </w:p>
+    <w:p>
+      <w:pPr>
+        <w:pStyle w:val="TextBody"/>
+        <w:numPr>
+          <w:ilvl w:val="0"/>
+          <w:numId w:val="0"/>
+        </w:numPr>
+        <w:ind w:left="0" w:hanging="0"/>
+        <w:rPr>
+          <w:rFonts w:ascii="Liberation Serif" w:hAnsi="Liberation Serif"/>
+          <w:sz w:val="28"/>
+          <w:szCs w:val="28"/>
+        </w:rPr>
+      </w:pPr>
+      <w:r>
+        <w:rPr>
+          <w:rFonts w:ascii="Liberation Serif" w:hAnsi="Liberation Serif"/>
+          <w:sz w:val="28"/>
+          <w:szCs w:val="28"/>
+        </w:rPr>
+      </w:r>
+    </w:p>
+    <w:p>
+      <w:pPr>
+        <w:pStyle w:val="TextBody"/>
+        <w:numPr>
+          <w:ilvl w:val="0"/>
+          <w:numId w:val="0"/>
+        </w:numPr>
+        <w:ind w:left="0" w:hanging="0"/>
+        <w:rPr>
+          <w:rFonts w:ascii="Liberation Serif" w:hAnsi="Liberation Serif"/>
+          <w:sz w:val="28"/>
+          <w:szCs w:val="28"/>
+        </w:rPr>
+      </w:pPr>
+      <w:r>
+        <w:rPr>
+          <w:rFonts w:ascii="Liberation Serif" w:hAnsi="Liberation Serif"/>
+          <w:sz w:val="28"/>
+          <w:szCs w:val="28"/>
+        </w:rPr>
+      </w:r>
+    </w:p>
+    <w:p>
+      <w:pPr>
+        <w:pStyle w:val="TextBody"/>
+        <w:numPr>
+          <w:ilvl w:val="0"/>
+          <w:numId w:val="0"/>
+        </w:numPr>
+        <w:ind w:left="0" w:hanging="0"/>
+        <w:rPr>
+          <w:rFonts w:ascii="Liberation Serif" w:hAnsi="Liberation Serif"/>
+          <w:sz w:val="28"/>
+          <w:szCs w:val="28"/>
+        </w:rPr>
+      </w:pPr>
+      <w:r>
+        <w:rPr>
+          <w:rFonts w:ascii="Liberation Serif" w:hAnsi="Liberation Serif"/>
+          <w:sz w:val="28"/>
+          <w:szCs w:val="28"/>
+        </w:rPr>
+      </w:r>
+    </w:p>
+    <w:p>
+      <w:pPr>
+        <w:pStyle w:val="TextBody"/>
+        <w:numPr>
+          <w:ilvl w:val="0"/>
+          <w:numId w:val="0"/>
+        </w:numPr>
+        <w:ind w:left="0" w:hanging="0"/>
+        <w:rPr>
+          <w:rFonts w:ascii="Liberation Serif" w:hAnsi="Liberation Serif"/>
+          <w:sz w:val="28"/>
+          <w:szCs w:val="28"/>
+        </w:rPr>
+      </w:pPr>
+      <w:r>
+        <w:rPr>
+          <w:rFonts w:ascii="Liberation Serif" w:hAnsi="Liberation Serif"/>
+          <w:sz w:val="28"/>
+          <w:szCs w:val="28"/>
+        </w:rPr>
+      </w:r>
+    </w:p>
+    <w:p>
+      <w:pPr>
+        <w:pStyle w:val="TextBody"/>
+        <w:numPr>
+          <w:ilvl w:val="0"/>
+          <w:numId w:val="0"/>
+        </w:numPr>
+        <w:ind w:left="0" w:hanging="0"/>
+        <w:rPr>
+          <w:rFonts w:ascii="Liberation Serif" w:hAnsi="Liberation Serif"/>
+          <w:sz w:val="28"/>
+          <w:szCs w:val="28"/>
+        </w:rPr>
+      </w:pPr>
+      <w:r>
+        <w:rPr>
+          <w:rFonts w:ascii="Liberation Serif" w:hAnsi="Liberation Serif"/>
+          <w:sz w:val="28"/>
+          <w:szCs w:val="28"/>
+        </w:rPr>
+      </w:r>
+    </w:p>
+    <w:p>
+      <w:pPr>
+        <w:pStyle w:val="TextBody"/>
+        <w:numPr>
+          <w:ilvl w:val="0"/>
+          <w:numId w:val="0"/>
+        </w:numPr>
+        <w:ind w:left="0" w:hanging="0"/>
+        <w:rPr>
+          <w:rFonts w:ascii="Liberation Serif" w:hAnsi="Liberation Serif"/>
+          <w:sz w:val="28"/>
+          <w:szCs w:val="28"/>
+        </w:rPr>
+      </w:pPr>
+      <w:r>
+        <w:rPr>
+          <w:rFonts w:ascii="Liberation Serif" w:hAnsi="Liberation Serif"/>
+          <w:sz w:val="28"/>
+          <w:szCs w:val="28"/>
+        </w:rPr>
+      </w:r>
+    </w:p>
+    <w:p>
+      <w:pPr>
+        <w:pStyle w:val="TextBody"/>
+        <w:numPr>
+          <w:ilvl w:val="0"/>
+          <w:numId w:val="0"/>
+        </w:numPr>
+        <w:ind w:left="0" w:hanging="0"/>
+        <w:rPr>
+          <w:rFonts w:ascii="Liberation Serif" w:hAnsi="Liberation Serif"/>
+          <w:sz w:val="28"/>
+          <w:szCs w:val="28"/>
+        </w:rPr>
+      </w:pPr>
+      <w:r>
+        <w:rPr>
+          <w:rFonts w:ascii="Liberation Serif" w:hAnsi="Liberation Serif"/>
+          <w:sz w:val="28"/>
+          <w:szCs w:val="28"/>
+        </w:rPr>
+      </w:r>
+    </w:p>
+    <w:p>
+      <w:pPr>
+        <w:pStyle w:val="TextBody"/>
+        <w:numPr>
+          <w:ilvl w:val="0"/>
+          <w:numId w:val="0"/>
+        </w:numPr>
+        <w:ind w:left="0" w:hanging="0"/>
+        <w:rPr>
+          <w:rFonts w:ascii="Liberation Serif" w:hAnsi="Liberation Serif"/>
+          <w:sz w:val="28"/>
+          <w:szCs w:val="28"/>
+        </w:rPr>
+      </w:pPr>
+      <w:r>
+        <w:rPr>
+          <w:rFonts w:ascii="Liberation Serif" w:hAnsi="Liberation Serif"/>
+          <w:sz w:val="28"/>
+          <w:szCs w:val="28"/>
+        </w:rPr>
+      </w:r>
+    </w:p>
+    <w:p>
+      <w:pPr>
+        <w:pStyle w:val="TextBody"/>
+        <w:numPr>
+          <w:ilvl w:val="0"/>
+          <w:numId w:val="0"/>
+        </w:numPr>
+        <w:ind w:left="0" w:hanging="0"/>
+        <w:rPr>
+          <w:rFonts w:ascii="Liberation Serif" w:hAnsi="Liberation Serif"/>
+          <w:sz w:val="28"/>
+          <w:szCs w:val="28"/>
+        </w:rPr>
+      </w:pPr>
+      <w:r>
+        <w:rPr>
+          <w:rFonts w:ascii="Liberation Serif" w:hAnsi="Liberation Serif"/>
+          <w:sz w:val="28"/>
+          <w:szCs w:val="28"/>
+        </w:rPr>
+      </w:r>
+    </w:p>
+    <w:p>
+      <w:pPr>
+        <w:pStyle w:val="TextBody"/>
+        <w:numPr>
+          <w:ilvl w:val="0"/>
+          <w:numId w:val="0"/>
+        </w:numPr>
+        <w:ind w:left="0" w:hanging="0"/>
+        <w:rPr>
+          <w:rFonts w:ascii="Liberation Serif" w:hAnsi="Liberation Serif"/>
+          <w:sz w:val="28"/>
+          <w:szCs w:val="28"/>
+        </w:rPr>
+      </w:pPr>
+      <w:r>
+        <w:rPr>
+          <w:rFonts w:ascii="Liberation Serif" w:hAnsi="Liberation Serif"/>
+          <w:sz w:val="28"/>
+          <w:szCs w:val="28"/>
+        </w:rPr>
       </w:r>
     </w:p>
     <w:p>
@@ -1008,7 +1496,7 @@
         <mc:AlternateContent>
           <mc:Choice Requires="wps">
             <w:drawing>
-              <wp:anchor behindDoc="0" distT="0" distB="0" distL="0" distR="0" simplePos="0" locked="0" layoutInCell="0" allowOverlap="1" relativeHeight="3">
+              <wp:anchor behindDoc="0" distT="0" distB="0" distL="0" distR="0" simplePos="0" locked="0" layoutInCell="0" allowOverlap="1" relativeHeight="11">
                 <wp:simplePos x="0" y="0"/>
                 <wp:positionH relativeFrom="column">
                   <wp:posOffset>0</wp:posOffset>
@@ -1057,6 +1545,7 @@
                                 <w:numId w:val="0"/>
                               </w:numPr>
                               <w:spacing w:before="160" w:after="80"/>
+                              <w:ind w:left="0" w:hanging="0"/>
                               <w:rPr/>
                             </w:pPr>
                             <w:bookmarkStart w:id="2" w:name="__RefHeading___Toc1448_2752800008"/>
@@ -1158,6 +1647,7 @@
                           <w:numId w:val="0"/>
                         </w:numPr>
                         <w:spacing w:before="160" w:after="80"/>
+                        <w:ind w:left="0" w:hanging="0"/>
                         <w:rPr/>
                       </w:pPr>
                       <w:bookmarkStart w:id="3" w:name="__RefHeading___Toc1448_2752800008"/>
@@ -1286,7 +1776,7 @@
         <mc:AlternateContent>
           <mc:Choice Requires="wps">
             <w:drawing>
-              <wp:anchor behindDoc="0" distT="0" distB="0" distL="0" distR="0" simplePos="0" locked="0" layoutInCell="0" allowOverlap="1" relativeHeight="5">
+              <wp:anchor behindDoc="0" distT="0" distB="0" distL="0" distR="0" simplePos="0" locked="0" layoutInCell="0" allowOverlap="1" relativeHeight="13">
                 <wp:simplePos x="0" y="0"/>
                 <wp:positionH relativeFrom="column">
                   <wp:align>center</wp:align>
@@ -1335,6 +1825,7 @@
                                 <w:numId w:val="0"/>
                               </w:numPr>
                               <w:spacing w:before="160" w:after="80"/>
+                              <w:ind w:left="0" w:hanging="0"/>
                               <w:rPr/>
                             </w:pPr>
                             <w:bookmarkStart w:id="5" w:name="__RefHeading___Toc1450_2752800008"/>
@@ -1436,6 +1927,7 @@
                           <w:numId w:val="0"/>
                         </w:numPr>
                         <w:spacing w:before="160" w:after="80"/>
+                        <w:ind w:left="0" w:hanging="0"/>
                         <w:rPr/>
                       </w:pPr>
                       <w:bookmarkStart w:id="6" w:name="__RefHeading___Toc1450_2752800008"/>
@@ -1672,7 +2164,7 @@
         <mc:AlternateContent>
           <mc:Choice Requires="wps">
             <w:drawing>
-              <wp:anchor behindDoc="0" distT="0" distB="0" distL="0" distR="0" simplePos="0" locked="0" layoutInCell="0" allowOverlap="1" relativeHeight="8">
+              <wp:anchor behindDoc="0" distT="0" distB="0" distL="0" distR="0" simplePos="0" locked="0" layoutInCell="0" allowOverlap="1" relativeHeight="15">
                 <wp:simplePos x="0" y="0"/>
                 <wp:positionH relativeFrom="column">
                   <wp:posOffset>-66675</wp:posOffset>
@@ -1721,6 +2213,7 @@
                                 <w:numId w:val="0"/>
                               </w:numPr>
                               <w:spacing w:before="160" w:after="80"/>
+                              <w:ind w:left="0" w:hanging="0"/>
                               <w:rPr/>
                             </w:pPr>
                             <w:bookmarkStart w:id="8" w:name="__RefHeading___Toc1452_2752800008"/>
@@ -1822,6 +2315,7 @@
                           <w:numId w:val="0"/>
                         </w:numPr>
                         <w:spacing w:before="160" w:after="80"/>
+                        <w:ind w:left="0" w:hanging="0"/>
                         <w:rPr/>
                       </w:pPr>
                       <w:bookmarkStart w:id="9" w:name="__RefHeading___Toc1452_2752800008"/>
@@ -1928,7 +2422,7 @@
       </w:pPr>
       <w:r>
         <w:drawing>
-          <wp:anchor behindDoc="0" distT="0" distB="0" distL="0" distR="0" simplePos="0" locked="0" layoutInCell="0" allowOverlap="1" relativeHeight="10">
+          <wp:anchor behindDoc="0" distT="0" distB="0" distL="0" distR="0" simplePos="0" locked="0" layoutInCell="0" allowOverlap="1" relativeHeight="17">
             <wp:simplePos x="0" y="0"/>
             <wp:positionH relativeFrom="column">
               <wp:align>center</wp:align>
@@ -2003,7 +2497,7 @@
         <mc:AlternateContent>
           <mc:Choice Requires="wps">
             <w:drawing>
-              <wp:anchor behindDoc="0" distT="0" distB="0" distL="0" distR="0" simplePos="0" locked="0" layoutInCell="0" allowOverlap="1" relativeHeight="11">
+              <wp:anchor behindDoc="0" distT="0" distB="0" distL="0" distR="0" simplePos="0" locked="0" layoutInCell="0" allowOverlap="1" relativeHeight="18">
                 <wp:simplePos x="0" y="0"/>
                 <wp:positionH relativeFrom="column">
                   <wp:posOffset>95250</wp:posOffset>
@@ -2052,6 +2546,7 @@
                                 <w:numId w:val="0"/>
                               </w:numPr>
                               <w:spacing w:before="160" w:after="80"/>
+                              <w:ind w:left="0" w:hanging="0"/>
                               <w:rPr/>
                             </w:pPr>
                             <w:bookmarkStart w:id="10" w:name="__RefHeading___Toc443_1485452144"/>
@@ -2153,6 +2648,7 @@
                           <w:numId w:val="0"/>
                         </w:numPr>
                         <w:spacing w:before="160" w:after="80"/>
+                        <w:ind w:left="0" w:hanging="0"/>
                         <w:rPr/>
                       </w:pPr>
                       <w:bookmarkStart w:id="11" w:name="__RefHeading___Toc443_1485452144"/>
@@ -2258,8 +2754,8 @@
         <w:rPr/>
         <w:t>WEEK 2: WIREFRAMES AND GUI DESIGN</w:t>
       </w:r>
-      <w:bookmarkStart w:id="14" w:name="_Toc231548473"/>
-      <w:bookmarkStart w:id="15" w:name="_Toc231548175"/>
+      <w:bookmarkStart w:id="14" w:name="_Toc231548175"/>
+      <w:bookmarkStart w:id="15" w:name="_Toc231548473"/>
       <w:bookmarkEnd w:id="14"/>
       <w:bookmarkEnd w:id="15"/>
     </w:p>
@@ -2283,7 +2779,7 @@
         <mc:AlternateContent>
           <mc:Choice Requires="wps">
             <w:drawing>
-              <wp:anchor behindDoc="0" distT="0" distB="0" distL="0" distR="0" simplePos="0" locked="0" layoutInCell="0" allowOverlap="1" relativeHeight="17">
+              <wp:anchor behindDoc="0" distT="0" distB="0" distL="0" distR="0" simplePos="0" locked="0" layoutInCell="0" allowOverlap="1" relativeHeight="23">
                 <wp:simplePos x="0" y="0"/>
                 <wp:positionH relativeFrom="column">
                   <wp:align>center</wp:align>
@@ -2332,6 +2828,7 @@
                                 <w:numId w:val="0"/>
                               </w:numPr>
                               <w:spacing w:before="160" w:after="80"/>
+                              <w:ind w:left="0" w:hanging="0"/>
                               <w:rPr/>
                             </w:pPr>
                             <w:bookmarkStart w:id="16" w:name="__RefHeading___Toc447_1485452144"/>
@@ -2433,6 +2930,7 @@
                           <w:numId w:val="0"/>
                         </w:numPr>
                         <w:spacing w:before="160" w:after="80"/>
+                        <w:ind w:left="0" w:hanging="0"/>
                         <w:rPr/>
                       </w:pPr>
                       <w:bookmarkStart w:id="17" w:name="__RefHeading___Toc447_1485452144"/>
@@ -2644,7 +3142,7 @@
         <mc:AlternateContent>
           <mc:Choice Requires="wps">
             <w:drawing>
-              <wp:anchor behindDoc="0" distT="0" distB="0" distL="0" distR="0" simplePos="0" locked="0" layoutInCell="0" allowOverlap="1" relativeHeight="19">
+              <wp:anchor behindDoc="0" distT="0" distB="0" distL="0" distR="0" simplePos="0" locked="0" layoutInCell="0" allowOverlap="1" relativeHeight="26">
                 <wp:simplePos x="0" y="0"/>
                 <wp:positionH relativeFrom="column">
                   <wp:align>center</wp:align>
@@ -2693,6 +3191,7 @@
                                 <w:numId w:val="0"/>
                               </w:numPr>
                               <w:spacing w:before="160" w:after="80"/>
+                              <w:ind w:left="0" w:hanging="0"/>
                               <w:rPr/>
                             </w:pPr>
                             <w:bookmarkStart w:id="19" w:name="__RefHeading___Toc1454_2752800008"/>
@@ -2794,6 +3293,7 @@
                           <w:numId w:val="0"/>
                         </w:numPr>
                         <w:spacing w:before="160" w:after="80"/>
+                        <w:ind w:left="0" w:hanging="0"/>
                         <w:rPr/>
                       </w:pPr>
                       <w:bookmarkStart w:id="20" w:name="__RefHeading___Toc1454_2752800008"/>
@@ -3175,7 +3675,7 @@
       </w:pPr>
       <w:r>
         <w:drawing>
-          <wp:anchor behindDoc="0" distT="0" distB="0" distL="0" distR="0" simplePos="0" locked="0" layoutInCell="0" allowOverlap="1" relativeHeight="14">
+          <wp:anchor behindDoc="0" distT="0" distB="0" distL="0" distR="0" simplePos="0" locked="0" layoutInCell="0" allowOverlap="1" relativeHeight="20">
             <wp:simplePos x="0" y="0"/>
             <wp:positionH relativeFrom="column">
               <wp:align>center</wp:align>
@@ -3287,7 +3787,7 @@
         <mc:AlternateContent>
           <mc:Choice Requires="wps">
             <w:drawing>
-              <wp:anchor behindDoc="0" distT="0" distB="0" distL="0" distR="0" simplePos="0" locked="0" layoutInCell="0" allowOverlap="1" relativeHeight="22">
+              <wp:anchor behindDoc="0" distT="0" distB="0" distL="0" distR="0" simplePos="0" locked="0" layoutInCell="0" allowOverlap="1" relativeHeight="28">
                 <wp:simplePos x="0" y="0"/>
                 <wp:positionH relativeFrom="column">
                   <wp:align>center</wp:align>
@@ -3336,6 +3836,7 @@
                                 <w:numId w:val="0"/>
                               </w:numPr>
                               <w:spacing w:before="160" w:after="80"/>
+                              <w:ind w:left="0" w:hanging="0"/>
                               <w:rPr/>
                             </w:pPr>
                             <w:bookmarkStart w:id="23" w:name="__RefHeading___Toc1456_2752800008"/>
@@ -3437,6 +3938,7 @@
                           <w:numId w:val="0"/>
                         </w:numPr>
                         <w:spacing w:before="160" w:after="80"/>
+                        <w:ind w:left="0" w:hanging="0"/>
                         <w:rPr/>
                       </w:pPr>
                       <w:bookmarkStart w:id="24" w:name="__RefHeading___Toc1456_2752800008"/>
@@ -3532,7 +4034,7 @@
         <mc:AlternateContent>
           <mc:Choice Requires="wps">
             <w:drawing>
-              <wp:anchor behindDoc="0" distT="0" distB="0" distL="0" distR="0" simplePos="0" locked="0" layoutInCell="0" allowOverlap="1" relativeHeight="24">
+              <wp:anchor behindDoc="0" distT="0" distB="0" distL="0" distR="0" simplePos="0" locked="0" layoutInCell="0" allowOverlap="1" relativeHeight="30">
                 <wp:simplePos x="0" y="0"/>
                 <wp:positionH relativeFrom="column">
                   <wp:align>center</wp:align>
@@ -3581,6 +4083,7 @@
                                 <w:numId w:val="0"/>
                               </w:numPr>
                               <w:spacing w:before="160" w:after="80"/>
+                              <w:ind w:left="0" w:hanging="0"/>
                               <w:rPr/>
                             </w:pPr>
                             <w:bookmarkStart w:id="25" w:name="__RefHeading___Toc1458_2752800008"/>
@@ -3682,6 +4185,7 @@
                           <w:numId w:val="0"/>
                         </w:numPr>
                         <w:spacing w:before="160" w:after="80"/>
+                        <w:ind w:left="0" w:hanging="0"/>
                         <w:rPr/>
                       </w:pPr>
                       <w:bookmarkStart w:id="26" w:name="__RefHeading___Toc1458_2752800008"/>
@@ -3832,7 +4336,7 @@
         <mc:AlternateContent>
           <mc:Choice Requires="wps">
             <w:drawing>
-              <wp:anchor behindDoc="0" distT="0" distB="0" distL="0" distR="0" simplePos="0" locked="0" layoutInCell="0" allowOverlap="1" relativeHeight="15">
+              <wp:anchor behindDoc="0" distT="0" distB="0" distL="0" distR="0" simplePos="0" locked="0" layoutInCell="0" allowOverlap="1" relativeHeight="21">
                 <wp:simplePos x="0" y="0"/>
                 <wp:positionH relativeFrom="column">
                   <wp:align>center</wp:align>
@@ -3881,6 +4385,7 @@
                                 <w:numId w:val="0"/>
                               </w:numPr>
                               <w:spacing w:before="160" w:after="80"/>
+                              <w:ind w:left="0" w:hanging="0"/>
                               <w:rPr/>
                             </w:pPr>
                             <w:bookmarkStart w:id="28" w:name="__RefHeading___Toc1460_2752800008"/>
@@ -3982,6 +4487,7 @@
                           <w:numId w:val="0"/>
                         </w:numPr>
                         <w:spacing w:before="160" w:after="80"/>
+                        <w:ind w:left="0" w:hanging="0"/>
                         <w:rPr/>
                       </w:pPr>
                       <w:bookmarkStart w:id="29" w:name="__RefHeading___Toc1460_2752800008"/>
@@ -4113,7 +4619,7 @@
         <mc:AlternateContent>
           <mc:Choice Requires="wps">
             <w:drawing>
-              <wp:anchor behindDoc="0" distT="0" distB="0" distL="0" distR="0" simplePos="0" locked="0" layoutInCell="0" allowOverlap="1" relativeHeight="27">
+              <wp:anchor behindDoc="0" distT="0" distB="0" distL="0" distR="0" simplePos="0" locked="0" layoutInCell="0" allowOverlap="1" relativeHeight="33">
                 <wp:simplePos x="0" y="0"/>
                 <wp:positionH relativeFrom="column">
                   <wp:align>center</wp:align>
@@ -4162,6 +4668,7 @@
                                 <w:numId w:val="0"/>
                               </w:numPr>
                               <w:spacing w:before="160" w:after="80"/>
+                              <w:ind w:left="0" w:hanging="0"/>
                               <w:rPr/>
                             </w:pPr>
                             <w:bookmarkStart w:id="31" w:name="__RefHeading___Toc1462_2752800008"/>
@@ -4263,6 +4770,7 @@
                           <w:numId w:val="0"/>
                         </w:numPr>
                         <w:spacing w:before="160" w:after="80"/>
+                        <w:ind w:left="0" w:hanging="0"/>
                         <w:rPr/>
                       </w:pPr>
                       <w:bookmarkStart w:id="32" w:name="__RefHeading___Toc1462_2752800008"/>
@@ -4642,12 +5150,10 @@
           <w:sz w:val="22"/>
           <w:szCs w:val="22"/>
         </w:rPr>
-      </w:r>
-      <w:r>
         <mc:AlternateContent>
           <mc:Choice Requires="wps">
             <w:drawing>
-              <wp:anchor behindDoc="0" distT="0" distB="0" distL="0" distR="0" simplePos="0" locked="0" layoutInCell="0" allowOverlap="1" relativeHeight="37">
+              <wp:anchor behindDoc="0" distT="0" distB="0" distL="0" distR="0" simplePos="0" locked="0" layoutInCell="0" allowOverlap="1" relativeHeight="44">
                 <wp:simplePos x="0" y="0"/>
                 <wp:positionH relativeFrom="column">
                   <wp:posOffset>38100</wp:posOffset>
@@ -4662,17 +5168,28 @@
                 <a:graphic xmlns:a="http://schemas.openxmlformats.org/drawingml/2006/main">
                   <a:graphicData uri="http://schemas.microsoft.com/office/word/2010/wordprocessingShape">
                     <wps:wsp>
-                      <wps:cNvSpPr txBox="1"/>
+                      <wps:cNvSpPr/>
                       <wps:spPr>
                         <a:xfrm>
                           <a:off x="0" y="0"/>
-                          <a:ext cx="2590800" cy="4380865"/>
+                          <a:ext cx="2590920" cy="4380840"/>
                         </a:xfrm>
-                        <a:prstGeom prst="rect"/>
+                        <a:prstGeom prst="rect">
+                          <a:avLst/>
+                        </a:prstGeom>
                         <a:solidFill>
-                          <a:srgbClr val="FFFFFF"/>
+                          <a:srgbClr val="ffffff"/>
                         </a:solidFill>
+                        <a:ln w="0">
+                          <a:noFill/>
+                        </a:ln>
                       </wps:spPr>
+                      <wps:style>
+                        <a:lnRef idx="0"/>
+                        <a:fillRef idx="0"/>
+                        <a:effectRef idx="0"/>
+                        <a:fontRef idx="minor"/>
+                      </wps:style>
                       <wps:txbx>
                         <w:txbxContent>
                           <w:p>
@@ -4685,6 +5202,7 @@
                                 <w:numId w:val="0"/>
                               </w:numPr>
                               <w:spacing w:before="160" w:after="80"/>
+                              <w:ind w:left="0" w:hanging="0"/>
                               <w:rPr/>
                             </w:pPr>
                             <w:bookmarkStart w:id="33" w:name="__RefHeading___Toc1472_2752800008"/>
@@ -4695,7 +5213,7 @@
                                 <wp:inline distT="0" distB="0" distL="0" distR="0">
                                   <wp:extent cx="2590800" cy="3940175"/>
                                   <wp:effectExtent l="0" t="0" r="0" b="0"/>
-                                  <wp:docPr id="45" name="Image13" descr=""/>
+                                  <wp:docPr id="46" name="Image13" descr=""/>
                                   <wp:cNvGraphicFramePr>
                                     <a:graphicFrameLocks xmlns:a="http://schemas.openxmlformats.org/drawingml/2006/main" noChangeAspect="1"/>
                                   </wp:cNvGraphicFramePr>
@@ -4703,7 +5221,7 @@
                                     <a:graphicData uri="http://schemas.openxmlformats.org/drawingml/2006/picture">
                                       <pic:pic xmlns:pic="http://schemas.openxmlformats.org/drawingml/2006/picture">
                                         <pic:nvPicPr>
-                                          <pic:cNvPr id="45" name="Image13" descr=""/>
+                                          <pic:cNvPr id="46" name="Image13" descr=""/>
                                           <pic:cNvPicPr>
                                             <a:picLocks noChangeAspect="1" noChangeArrowheads="1"/>
                                           </pic:cNvPicPr>
@@ -4728,6 +5246,9 @@
                                   </a:graphic>
                                 </wp:inline>
                               </w:drawing>
+                            </w:r>
+                            <w:r>
+                              <w:rPr/>
                               <w:t xml:space="preserve">Figure </w:t>
                             </w:r>
                             <w:r>
@@ -4757,7 +5278,7 @@
                           </w:p>
                         </w:txbxContent>
                       </wps:txbx>
-                      <wps:bodyPr anchor="t" lIns="0" tIns="0" rIns="0" bIns="0">
+                      <wps:bodyPr lIns="0" rIns="0" tIns="0" bIns="0" anchor="t">
                         <a:noAutofit/>
                       </wps:bodyPr>
                     </wps:wsp>
@@ -4768,8 +5289,10 @@
           </mc:Choice>
           <mc:Fallback>
             <w:pict>
-              <v:rect style="position:absolute;rotation:-0;width:204pt;height:344.95pt;mso-wrap-distance-left:0pt;mso-wrap-distance-right:0pt;mso-wrap-distance-top:0pt;mso-wrap-distance-bottom:0pt;margin-top:-8.25pt;mso-position-vertical-relative:text;margin-left:3pt;mso-position-horizontal-relative:text">
-                <v:textbox inset="0in,0in,0in,0in">
+              <v:rect id="shape_0" ID="Frame15" path="m0,0l-2147483645,0l-2147483645,-2147483646l0,-2147483646xe" fillcolor="white" stroked="f" o:allowincell="f" style="position:absolute;margin-left:3pt;margin-top:-8.25pt;width:203.95pt;height:344.9pt;mso-wrap-style:square;v-text-anchor:top">
+                <v:fill o:detectmouseclick="t" type="solid" color2="black"/>
+                <v:stroke color="#3465a4" joinstyle="round" endcap="flat"/>
+                <v:textbox>
                   <w:txbxContent>
                     <w:p>
                       <w:pPr>
@@ -4781,6 +5304,7 @@
                           <w:numId w:val="0"/>
                         </w:numPr>
                         <w:spacing w:before="160" w:after="80"/>
+                        <w:ind w:left="0" w:hanging="0"/>
                         <w:rPr/>
                       </w:pPr>
                       <w:bookmarkStart w:id="34" w:name="__RefHeading___Toc1472_2752800008"/>
@@ -4791,7 +5315,7 @@
                           <wp:inline distT="0" distB="0" distL="0" distR="0">
                             <wp:extent cx="2590800" cy="3940175"/>
                             <wp:effectExtent l="0" t="0" r="0" b="0"/>
-                            <wp:docPr id="46" name="Image13" descr=""/>
+                            <wp:docPr id="47" name="Image13" descr=""/>
                             <wp:cNvGraphicFramePr>
                               <a:graphicFrameLocks xmlns:a="http://schemas.openxmlformats.org/drawingml/2006/main" noChangeAspect="1"/>
                             </wp:cNvGraphicFramePr>
@@ -4799,7 +5323,7 @@
                               <a:graphicData uri="http://schemas.openxmlformats.org/drawingml/2006/picture">
                                 <pic:pic xmlns:pic="http://schemas.openxmlformats.org/drawingml/2006/picture">
                                   <pic:nvPicPr>
-                                    <pic:cNvPr id="46" name="Image13" descr=""/>
+                                    <pic:cNvPr id="47" name="Image13" descr=""/>
                                     <pic:cNvPicPr>
                                       <a:picLocks noChangeAspect="1" noChangeArrowheads="1"/>
                                     </pic:cNvPicPr>
@@ -4824,6 +5348,9 @@
                             </a:graphic>
                           </wp:inline>
                         </w:drawing>
+                      </w:r>
+                      <w:r>
+                        <w:rPr/>
                         <w:t xml:space="preserve">Figure </w:t>
                       </w:r>
                       <w:r>
@@ -5173,16 +5700,6 @@
         </w:rPr>
       </w:pPr>
       <w:r>
-        <w:rPr/>
-      </w:r>
-    </w:p>
-    <w:p>
-      <w:pPr>
-        <w:pStyle w:val="Normal"/>
-        <w:spacing w:before="0" w:after="160"/>
-        <w:rPr/>
-      </w:pPr>
-      <w:r>
         <w:rPr>
           <w:rFonts w:ascii="Liberation Serif" w:hAnsi="Liberation Serif"/>
           <w:b w:val="false"/>
@@ -5190,6 +5707,22 @@
           <w:sz w:val="22"/>
           <w:szCs w:val="22"/>
         </w:rPr>
+      </w:r>
+    </w:p>
+    <w:p>
+      <w:pPr>
+        <w:pStyle w:val="Normal"/>
+        <w:spacing w:before="0" w:after="160"/>
+        <w:rPr/>
+      </w:pPr>
+      <w:r>
+        <w:rPr>
+          <w:rFonts w:ascii="Liberation Serif" w:hAnsi="Liberation Serif"/>
+          <w:b w:val="false"/>
+          <w:bCs w:val="false"/>
+          <w:sz w:val="22"/>
+          <w:szCs w:val="22"/>
+        </w:rPr>
         <w:t>The figure shows the folder structure for my web application which contains the backend folder and frontend folder .</w:t>
       </w:r>
     </w:p>
@@ -5203,7 +5736,7 @@
         <mc:AlternateContent>
           <mc:Choice Requires="wps">
             <w:drawing>
-              <wp:anchor behindDoc="0" distT="0" distB="0" distL="0" distR="0" simplePos="0" locked="0" layoutInCell="0" allowOverlap="1" relativeHeight="29">
+              <wp:anchor behindDoc="0" distT="0" distB="0" distL="0" distR="0" simplePos="0" locked="0" layoutInCell="0" allowOverlap="1" relativeHeight="35">
                 <wp:simplePos x="0" y="0"/>
                 <wp:positionH relativeFrom="column">
                   <wp:align>center</wp:align>
@@ -5214,7 +5747,7 @@
                 <wp:extent cx="5943600" cy="3316605"/>
                 <wp:effectExtent l="0" t="0" r="0" b="0"/>
                 <wp:wrapSquare wrapText="largest"/>
-                <wp:docPr id="47" name="Frame12"/>
+                <wp:docPr id="48" name="Frame12"/>
                 <a:graphic xmlns:a="http://schemas.openxmlformats.org/drawingml/2006/main">
                   <a:graphicData uri="http://schemas.microsoft.com/office/word/2010/wordprocessingShape">
                     <wps:wsp>
@@ -5252,6 +5785,7 @@
                                 <w:numId w:val="0"/>
                               </w:numPr>
                               <w:spacing w:before="160" w:after="80"/>
+                              <w:ind w:left="0" w:hanging="0"/>
                               <w:rPr/>
                             </w:pPr>
                             <w:bookmarkStart w:id="35" w:name="__RefHeading___Toc1464_2752800008"/>
@@ -5262,7 +5796,7 @@
                                 <wp:inline distT="0" distB="0" distL="0" distR="0">
                                   <wp:extent cx="5943600" cy="2959735"/>
                                   <wp:effectExtent l="0" t="0" r="0" b="0"/>
-                                  <wp:docPr id="49" name="Image14" descr=""/>
+                                  <wp:docPr id="50" name="Image14" descr=""/>
                                   <wp:cNvGraphicFramePr>
                                     <a:graphicFrameLocks xmlns:a="http://schemas.openxmlformats.org/drawingml/2006/main" noChangeAspect="1"/>
                                   </wp:cNvGraphicFramePr>
@@ -5270,7 +5804,7 @@
                                     <a:graphicData uri="http://schemas.openxmlformats.org/drawingml/2006/picture">
                                       <pic:pic xmlns:pic="http://schemas.openxmlformats.org/drawingml/2006/picture">
                                         <pic:nvPicPr>
-                                          <pic:cNvPr id="49" name="Image14" descr=""/>
+                                          <pic:cNvPr id="50" name="Image14" descr=""/>
                                           <pic:cNvPicPr>
                                             <a:picLocks noChangeAspect="1" noChangeArrowheads="1"/>
                                           </pic:cNvPicPr>
@@ -5353,6 +5887,7 @@
                           <w:numId w:val="0"/>
                         </w:numPr>
                         <w:spacing w:before="160" w:after="80"/>
+                        <w:ind w:left="0" w:hanging="0"/>
                         <w:rPr/>
                       </w:pPr>
                       <w:bookmarkStart w:id="36" w:name="__RefHeading___Toc1464_2752800008"/>
@@ -5363,7 +5898,7 @@
                           <wp:inline distT="0" distB="0" distL="0" distR="0">
                             <wp:extent cx="5943600" cy="2959735"/>
                             <wp:effectExtent l="0" t="0" r="0" b="0"/>
-                            <wp:docPr id="50" name="Image14" descr=""/>
+                            <wp:docPr id="51" name="Image14" descr=""/>
                             <wp:cNvGraphicFramePr>
                               <a:graphicFrameLocks xmlns:a="http://schemas.openxmlformats.org/drawingml/2006/main" noChangeAspect="1"/>
                             </wp:cNvGraphicFramePr>
@@ -5371,7 +5906,7 @@
                               <a:graphicData uri="http://schemas.openxmlformats.org/drawingml/2006/picture">
                                 <pic:pic xmlns:pic="http://schemas.openxmlformats.org/drawingml/2006/picture">
                                   <pic:nvPicPr>
-                                    <pic:cNvPr id="50" name="Image14" descr=""/>
+                                    <pic:cNvPr id="51" name="Image14" descr=""/>
                                     <pic:cNvPicPr>
                                       <a:picLocks noChangeAspect="1" noChangeArrowheads="1"/>
                                     </pic:cNvPicPr>
@@ -5512,7 +6047,7 @@
         <mc:AlternateContent>
           <mc:Choice Requires="wps">
             <w:drawing>
-              <wp:anchor behindDoc="0" distT="0" distB="0" distL="0" distR="0" simplePos="0" locked="0" layoutInCell="0" allowOverlap="1" relativeHeight="31">
+              <wp:anchor behindDoc="0" distT="0" distB="0" distL="0" distR="0" simplePos="0" locked="0" layoutInCell="0" allowOverlap="1" relativeHeight="37">
                 <wp:simplePos x="0" y="0"/>
                 <wp:positionH relativeFrom="column">
                   <wp:align>center</wp:align>
@@ -5523,7 +6058,7 @@
                 <wp:extent cx="5943600" cy="3679190"/>
                 <wp:effectExtent l="0" t="0" r="0" b="0"/>
                 <wp:wrapSquare wrapText="largest"/>
-                <wp:docPr id="51" name="Frame13"/>
+                <wp:docPr id="52" name="Frame13"/>
                 <a:graphic xmlns:a="http://schemas.openxmlformats.org/drawingml/2006/main">
                   <a:graphicData uri="http://schemas.microsoft.com/office/word/2010/wordprocessingShape">
                     <wps:wsp>
@@ -5561,6 +6096,7 @@
                                 <w:numId w:val="0"/>
                               </w:numPr>
                               <w:spacing w:before="160" w:after="80"/>
+                              <w:ind w:left="0" w:hanging="0"/>
                               <w:rPr/>
                             </w:pPr>
                             <w:bookmarkStart w:id="38" w:name="__RefHeading___Toc1466_2752800008"/>
@@ -5571,7 +6107,7 @@
                                 <wp:inline distT="0" distB="0" distL="0" distR="0">
                                   <wp:extent cx="5943600" cy="3322320"/>
                                   <wp:effectExtent l="0" t="0" r="0" b="0"/>
-                                  <wp:docPr id="53" name="Image15" descr=""/>
+                                  <wp:docPr id="54" name="Image15" descr=""/>
                                   <wp:cNvGraphicFramePr>
                                     <a:graphicFrameLocks xmlns:a="http://schemas.openxmlformats.org/drawingml/2006/main" noChangeAspect="1"/>
                                   </wp:cNvGraphicFramePr>
@@ -5579,7 +6115,7 @@
                                     <a:graphicData uri="http://schemas.openxmlformats.org/drawingml/2006/picture">
                                       <pic:pic xmlns:pic="http://schemas.openxmlformats.org/drawingml/2006/picture">
                                         <pic:nvPicPr>
-                                          <pic:cNvPr id="53" name="Image15" descr=""/>
+                                          <pic:cNvPr id="54" name="Image15" descr=""/>
                                           <pic:cNvPicPr>
                                             <a:picLocks noChangeAspect="1" noChangeArrowheads="1"/>
                                           </pic:cNvPicPr>
@@ -5662,6 +6198,7 @@
                           <w:numId w:val="0"/>
                         </w:numPr>
                         <w:spacing w:before="160" w:after="80"/>
+                        <w:ind w:left="0" w:hanging="0"/>
                         <w:rPr/>
                       </w:pPr>
                       <w:bookmarkStart w:id="39" w:name="__RefHeading___Toc1466_2752800008"/>
@@ -5672,7 +6209,7 @@
                           <wp:inline distT="0" distB="0" distL="0" distR="0">
                             <wp:extent cx="5943600" cy="3322320"/>
                             <wp:effectExtent l="0" t="0" r="0" b="0"/>
-                            <wp:docPr id="54" name="Image15" descr=""/>
+                            <wp:docPr id="55" name="Image15" descr=""/>
                             <wp:cNvGraphicFramePr>
                               <a:graphicFrameLocks xmlns:a="http://schemas.openxmlformats.org/drawingml/2006/main" noChangeAspect="1"/>
                             </wp:cNvGraphicFramePr>
@@ -5680,7 +6217,7 @@
                               <a:graphicData uri="http://schemas.openxmlformats.org/drawingml/2006/picture">
                                 <pic:pic xmlns:pic="http://schemas.openxmlformats.org/drawingml/2006/picture">
                                   <pic:nvPicPr>
-                                    <pic:cNvPr id="54" name="Image15" descr=""/>
+                                    <pic:cNvPr id="55" name="Image15" descr=""/>
                                     <pic:cNvPicPr>
                                       <a:picLocks noChangeAspect="1" noChangeArrowheads="1"/>
                                     </pic:cNvPicPr>
@@ -5771,7 +6308,7 @@
         <mc:AlternateContent>
           <mc:Choice Requires="wps">
             <w:drawing>
-              <wp:anchor behindDoc="0" distT="0" distB="0" distL="0" distR="0" simplePos="0" locked="0" layoutInCell="0" allowOverlap="1" relativeHeight="33">
+              <wp:anchor behindDoc="0" distT="0" distB="0" distL="0" distR="0" simplePos="0" locked="0" layoutInCell="0" allowOverlap="1" relativeHeight="39">
                 <wp:simplePos x="0" y="0"/>
                 <wp:positionH relativeFrom="column">
                   <wp:align>center</wp:align>
@@ -5782,7 +6319,7 @@
                 <wp:extent cx="5991225" cy="2254250"/>
                 <wp:effectExtent l="0" t="0" r="0" b="0"/>
                 <wp:wrapSquare wrapText="largest"/>
-                <wp:docPr id="55" name="Frame14"/>
+                <wp:docPr id="56" name="Frame14"/>
                 <a:graphic xmlns:a="http://schemas.openxmlformats.org/drawingml/2006/main">
                   <a:graphicData uri="http://schemas.microsoft.com/office/word/2010/wordprocessingShape">
                     <wps:wsp>
@@ -5820,6 +6357,7 @@
                                 <w:numId w:val="0"/>
                               </w:numPr>
                               <w:spacing w:before="160" w:after="80"/>
+                              <w:ind w:left="0" w:hanging="0"/>
                               <w:rPr/>
                             </w:pPr>
                             <w:bookmarkStart w:id="40" w:name="__RefHeading___Toc1468_2752800008"/>
@@ -5830,7 +6368,7 @@
                                 <wp:inline distT="0" distB="0" distL="0" distR="0">
                                   <wp:extent cx="5991225" cy="1912620"/>
                                   <wp:effectExtent l="0" t="0" r="0" b="0"/>
-                                  <wp:docPr id="57" name="Image16" descr=""/>
+                                  <wp:docPr id="58" name="Image16" descr=""/>
                                   <wp:cNvGraphicFramePr>
                                     <a:graphicFrameLocks xmlns:a="http://schemas.openxmlformats.org/drawingml/2006/main" noChangeAspect="1"/>
                                   </wp:cNvGraphicFramePr>
@@ -5838,7 +6376,7 @@
                                     <a:graphicData uri="http://schemas.openxmlformats.org/drawingml/2006/picture">
                                       <pic:pic xmlns:pic="http://schemas.openxmlformats.org/drawingml/2006/picture">
                                         <pic:nvPicPr>
-                                          <pic:cNvPr id="57" name="Image16" descr=""/>
+                                          <pic:cNvPr id="58" name="Image16" descr=""/>
                                           <pic:cNvPicPr>
                                             <a:picLocks noChangeAspect="1" noChangeArrowheads="1"/>
                                           </pic:cNvPicPr>
@@ -5922,6 +6460,7 @@
                           <w:numId w:val="0"/>
                         </w:numPr>
                         <w:spacing w:before="160" w:after="80"/>
+                        <w:ind w:left="0" w:hanging="0"/>
                         <w:rPr/>
                       </w:pPr>
                       <w:bookmarkStart w:id="41" w:name="__RefHeading___Toc1468_2752800008"/>
@@ -5932,7 +6471,7 @@
                           <wp:inline distT="0" distB="0" distL="0" distR="0">
                             <wp:extent cx="5991225" cy="1912620"/>
                             <wp:effectExtent l="0" t="0" r="0" b="0"/>
-                            <wp:docPr id="58" name="Image16" descr=""/>
+                            <wp:docPr id="59" name="Image16" descr=""/>
                             <wp:cNvGraphicFramePr>
                               <a:graphicFrameLocks xmlns:a="http://schemas.openxmlformats.org/drawingml/2006/main" noChangeAspect="1"/>
                             </wp:cNvGraphicFramePr>
@@ -5940,7 +6479,7 @@
                               <a:graphicData uri="http://schemas.openxmlformats.org/drawingml/2006/picture">
                                 <pic:pic xmlns:pic="http://schemas.openxmlformats.org/drawingml/2006/picture">
                                   <pic:nvPicPr>
-                                    <pic:cNvPr id="58" name="Image16" descr=""/>
+                                    <pic:cNvPr id="59" name="Image16" descr=""/>
                                     <pic:cNvPicPr>
                                       <a:picLocks noChangeAspect="1" noChangeArrowheads="1"/>
                                     </pic:cNvPicPr>
@@ -6025,7 +6564,7 @@
         <mc:AlternateContent>
           <mc:Choice Requires="wps">
             <w:drawing>
-              <wp:anchor behindDoc="0" distT="0" distB="0" distL="0" distR="0" simplePos="0" locked="0" layoutInCell="0" allowOverlap="1" relativeHeight="35">
+              <wp:anchor behindDoc="0" distT="0" distB="0" distL="0" distR="0" simplePos="0" locked="0" layoutInCell="0" allowOverlap="1" relativeHeight="42">
                 <wp:simplePos x="0" y="0"/>
                 <wp:positionH relativeFrom="column">
                   <wp:align>center</wp:align>
@@ -6036,7 +6575,7 @@
                 <wp:extent cx="5943600" cy="3257550"/>
                 <wp:effectExtent l="0" t="0" r="0" b="0"/>
                 <wp:wrapSquare wrapText="largest"/>
-                <wp:docPr id="59" name="Frame15"/>
+                <wp:docPr id="60" name="Frame15"/>
                 <a:graphic xmlns:a="http://schemas.openxmlformats.org/drawingml/2006/main">
                   <a:graphicData uri="http://schemas.microsoft.com/office/word/2010/wordprocessingShape">
                     <wps:wsp>
@@ -6074,6 +6613,7 @@
                                 <w:numId w:val="0"/>
                               </w:numPr>
                               <w:spacing w:before="160" w:after="80"/>
+                              <w:ind w:left="0" w:hanging="0"/>
                               <w:rPr/>
                             </w:pPr>
                             <w:bookmarkStart w:id="42" w:name="__RefHeading___Toc1470_2752800008"/>
@@ -6084,7 +6624,7 @@
                                 <wp:inline distT="0" distB="0" distL="0" distR="0">
                                   <wp:extent cx="5943600" cy="2900680"/>
                                   <wp:effectExtent l="0" t="0" r="0" b="0"/>
-                                  <wp:docPr id="61" name="Image17" descr=""/>
+                                  <wp:docPr id="62" name="Image17" descr=""/>
                                   <wp:cNvGraphicFramePr>
                                     <a:graphicFrameLocks xmlns:a="http://schemas.openxmlformats.org/drawingml/2006/main" noChangeAspect="1"/>
                                   </wp:cNvGraphicFramePr>
@@ -6092,7 +6632,7 @@
                                     <a:graphicData uri="http://schemas.openxmlformats.org/drawingml/2006/picture">
                                       <pic:pic xmlns:pic="http://schemas.openxmlformats.org/drawingml/2006/picture">
                                         <pic:nvPicPr>
-                                          <pic:cNvPr id="61" name="Image17" descr=""/>
+                                          <pic:cNvPr id="62" name="Image17" descr=""/>
                                           <pic:cNvPicPr>
                                             <a:picLocks noChangeAspect="1" noChangeArrowheads="1"/>
                                           </pic:cNvPicPr>
@@ -6175,6 +6715,7 @@
                           <w:numId w:val="0"/>
                         </w:numPr>
                         <w:spacing w:before="160" w:after="80"/>
+                        <w:ind w:left="0" w:hanging="0"/>
                         <w:rPr/>
                       </w:pPr>
                       <w:bookmarkStart w:id="43" w:name="__RefHeading___Toc1470_2752800008"/>
@@ -6185,7 +6726,7 @@
                           <wp:inline distT="0" distB="0" distL="0" distR="0">
                             <wp:extent cx="5943600" cy="2900680"/>
                             <wp:effectExtent l="0" t="0" r="0" b="0"/>
-                            <wp:docPr id="62" name="Image17" descr=""/>
+                            <wp:docPr id="63" name="Image17" descr=""/>
                             <wp:cNvGraphicFramePr>
                               <a:graphicFrameLocks xmlns:a="http://schemas.openxmlformats.org/drawingml/2006/main" noChangeAspect="1"/>
                             </wp:cNvGraphicFramePr>
@@ -6193,7 +6734,7 @@
                               <a:graphicData uri="http://schemas.openxmlformats.org/drawingml/2006/picture">
                                 <pic:pic xmlns:pic="http://schemas.openxmlformats.org/drawingml/2006/picture">
                                   <pic:nvPicPr>
-                                    <pic:cNvPr id="62" name="Image17" descr=""/>
+                                    <pic:cNvPr id="63" name="Image17" descr=""/>
                                     <pic:cNvPicPr>
                                       <a:picLocks noChangeAspect="1" noChangeArrowheads="1"/>
                                     </pic:cNvPicPr>
@@ -6321,51 +6862,459 @@
       </w:hyperlink>
     </w:p>
     <w:p>
+      <w:pPr>
+        <w:pStyle w:val="Normal"/>
+        <w:rPr/>
+      </w:pPr>
+      <w:r>
+        <w:rPr/>
+      </w:r>
       <w:r>
         <w:br w:type="page"/>
       </w:r>
     </w:p>
     <w:p>
-      <w:r>
-        <w:rPr>
-          <w:b/>
-        </w:rPr>
+      <w:pPr>
+        <w:pStyle w:val="Heading1"/>
+        <w:numPr>
+          <w:ilvl w:val="0"/>
+          <w:numId w:val="2"/>
+        </w:numPr>
+        <w:rPr/>
+      </w:pPr>
+      <w:bookmarkStart w:id="44" w:name="__RefHeading___Toc4671_442943083"/>
+      <w:bookmarkEnd w:id="44"/>
+      <w:r>
+        <w:rPr/>
         <w:t>Week 6: Movie CRUD Operations</w:t>
       </w:r>
     </w:p>
     <w:p>
-      <w:r>
+      <w:pPr>
+        <w:pStyle w:val="Normal"/>
+        <w:rPr>
+          <w:rFonts w:ascii="Liberation Serif" w:hAnsi="Liberation Serif"/>
+        </w:rPr>
+      </w:pPr>
+      <w:r>
+        <w:rPr>
+          <w:rFonts w:ascii="Liberation Serif" w:hAnsi="Liberation Serif"/>
+        </w:rPr>
         <w:t>This section contains the screenshots demonstrating the Movie Management System CRUD (Create, Read, Update, Delete) operations using React, Node.js, and MySQL.</w:t>
       </w:r>
     </w:p>
     <w:p>
-      <w:r>
-        <w:rPr>
-          <w:b/>
-        </w:rPr>
+      <w:pPr>
+        <w:pStyle w:val="Heading2"/>
+        <w:rPr/>
+      </w:pPr>
+      <w:bookmarkStart w:id="45" w:name="__RefHeading___Toc4673_442943083"/>
+      <w:bookmarkEnd w:id="45"/>
+      <w:r>
+        <w:rPr/>
         <w:t>1. Database Structure &amp; Records</w:t>
       </w:r>
     </w:p>
     <w:p>
-      <w:r>
+      <w:pPr>
+        <w:pStyle w:val="Normal"/>
+        <w:rPr>
+          <w:rFonts w:ascii="Liberation Serif" w:hAnsi="Liberation Serif"/>
+        </w:rPr>
+      </w:pPr>
+      <w:r>
+        <w:rPr>
+          <w:rFonts w:ascii="Liberation Serif" w:hAnsi="Liberation Serif"/>
+        </w:rPr>
         <w:t>Explanation: This screenshot demonstrates the successful integration of the MySQL database. It shows the `movies` table populated with the records inserted via the web application, confirming that the backend correctly connects to and manipulates the database.</w:t>
       </w:r>
     </w:p>
     <w:p>
-      <w:r>
+      <w:pPr>
+        <w:pStyle w:val="Normal"/>
+        <w:rPr>
+          <w:rFonts w:ascii="Liberation Serif" w:hAnsi="Liberation Serif"/>
+        </w:rPr>
+      </w:pPr>
+      <w:r>
+        <w:rPr>
+          <w:rFonts w:ascii="Liberation Serif" w:hAnsi="Liberation Serif"/>
+        </w:rPr>
         <w:drawing>
-          <wp:inline xmlns:a="http://schemas.openxmlformats.org/drawingml/2006/main" xmlns:pic="http://schemas.openxmlformats.org/drawingml/2006/picture">
-            <wp:extent cx="5486400" cy="3416653"/>
-            <wp:docPr id="63" name="Picture 63"/>
+          <wp:inline distT="0" distB="0" distL="0" distR="0">
+            <wp:extent cx="5486400" cy="3416935"/>
+            <wp:effectExtent l="0" t="0" r="0" b="0"/>
+            <wp:docPr id="64" name="Picture 63" descr=""/>
             <wp:cNvGraphicFramePr>
-              <a:graphicFrameLocks noChangeAspect="1"/>
+              <a:graphicFrameLocks xmlns:a="http://schemas.openxmlformats.org/drawingml/2006/main" noChangeAspect="1"/>
             </wp:cNvGraphicFramePr>
-            <a:graphic>
+            <a:graphic xmlns:a="http://schemas.openxmlformats.org/drawingml/2006/main">
               <a:graphicData uri="http://schemas.openxmlformats.org/drawingml/2006/picture">
-                <pic:pic>
+                <pic:pic xmlns:pic="http://schemas.openxmlformats.org/drawingml/2006/picture">
                   <pic:nvPicPr>
-                    <pic:cNvPr id="0" name="database_records.png"/>
-                    <pic:cNvPicPr/>
+                    <pic:cNvPr id="64" name="Picture 63" descr=""/>
+                    <pic:cNvPicPr>
+                      <a:picLocks noChangeAspect="1" noChangeArrowheads="1"/>
+                    </pic:cNvPicPr>
+                  </pic:nvPicPr>
+                  <pic:blipFill>
+                    <a:blip r:embed="rId36"/>
+                    <a:stretch>
+                      <a:fillRect/>
+                    </a:stretch>
+                  </pic:blipFill>
+                  <pic:spPr bwMode="auto">
+                    <a:xfrm>
+                      <a:off x="0" y="0"/>
+                      <a:ext cx="5486400" cy="3416935"/>
+                    </a:xfrm>
+                    <a:prstGeom prst="rect">
+                      <a:avLst/>
+                    </a:prstGeom>
+                  </pic:spPr>
+                </pic:pic>
+              </a:graphicData>
+            </a:graphic>
+          </wp:inline>
+        </w:drawing>
+      </w:r>
+    </w:p>
+    <w:p>
+      <w:pPr>
+        <w:pStyle w:val="Heading2"/>
+        <w:rPr/>
+      </w:pPr>
+      <w:bookmarkStart w:id="46" w:name="__RefHeading___Toc4675_442943083"/>
+      <w:bookmarkEnd w:id="46"/>
+      <w:r>
+        <w:rPr/>
+        <w:t>2. Create &amp; Read Operations</w:t>
+      </w:r>
+    </w:p>
+    <w:p>
+      <w:pPr>
+        <w:pStyle w:val="Normal"/>
+        <w:rPr>
+          <w:rFonts w:ascii="Liberation Serif" w:hAnsi="Liberation Serif"/>
+        </w:rPr>
+      </w:pPr>
+      <w:r>
+        <w:rPr>
+          <w:rFonts w:ascii="Liberation Serif" w:hAnsi="Liberation Serif"/>
+        </w:rPr>
+        <w:t>Explanation: Here, the Dashboard is shown. The left side handles the Create operation (inserting a new movie), while the right side handles the Read operation (fetching all movies from the database and displaying them). The success message confirms data was successfully sent to the server.</w:t>
+      </w:r>
+    </w:p>
+    <w:p>
+      <w:pPr>
+        <w:pStyle w:val="Normal"/>
+        <w:rPr>
+          <w:rFonts w:ascii="Liberation Serif" w:hAnsi="Liberation Serif"/>
+        </w:rPr>
+      </w:pPr>
+      <w:r>
+        <w:rPr>
+          <w:rFonts w:ascii="Liberation Serif" w:hAnsi="Liberation Serif"/>
+        </w:rPr>
+        <w:drawing>
+          <wp:inline distT="0" distB="0" distL="0" distR="0">
+            <wp:extent cx="5486400" cy="3073400"/>
+            <wp:effectExtent l="0" t="0" r="0" b="0"/>
+            <wp:docPr id="65" name="Picture 64" descr=""/>
+            <wp:cNvGraphicFramePr>
+              <a:graphicFrameLocks xmlns:a="http://schemas.openxmlformats.org/drawingml/2006/main" noChangeAspect="1"/>
+            </wp:cNvGraphicFramePr>
+            <a:graphic xmlns:a="http://schemas.openxmlformats.org/drawingml/2006/main">
+              <a:graphicData uri="http://schemas.openxmlformats.org/drawingml/2006/picture">
+                <pic:pic xmlns:pic="http://schemas.openxmlformats.org/drawingml/2006/picture">
+                  <pic:nvPicPr>
+                    <pic:cNvPr id="65" name="Picture 64" descr=""/>
+                    <pic:cNvPicPr>
+                      <a:picLocks noChangeAspect="1" noChangeArrowheads="1"/>
+                    </pic:cNvPicPr>
+                  </pic:nvPicPr>
+                  <pic:blipFill>
+                    <a:blip r:embed="rId37"/>
+                    <a:stretch>
+                      <a:fillRect/>
+                    </a:stretch>
+                  </pic:blipFill>
+                  <pic:spPr bwMode="auto">
+                    <a:xfrm>
+                      <a:off x="0" y="0"/>
+                      <a:ext cx="5486400" cy="3073400"/>
+                    </a:xfrm>
+                    <a:prstGeom prst="rect">
+                      <a:avLst/>
+                    </a:prstGeom>
+                  </pic:spPr>
+                </pic:pic>
+              </a:graphicData>
+            </a:graphic>
+          </wp:inline>
+        </w:drawing>
+      </w:r>
+    </w:p>
+    <w:p>
+      <w:pPr>
+        <w:pStyle w:val="Heading2"/>
+        <w:rPr/>
+      </w:pPr>
+      <w:bookmarkStart w:id="47" w:name="__RefHeading___Toc4677_442943083"/>
+      <w:bookmarkEnd w:id="47"/>
+      <w:r>
+        <w:rPr/>
+        <w:t>3. Update Operation</w:t>
+      </w:r>
+    </w:p>
+    <w:p>
+      <w:pPr>
+        <w:pStyle w:val="Normal"/>
+        <w:rPr>
+          <w:rFonts w:ascii="Liberation Serif" w:hAnsi="Liberation Serif"/>
+        </w:rPr>
+      </w:pPr>
+      <w:r>
+        <w:rPr>
+          <w:rFonts w:ascii="Liberation Serif" w:hAnsi="Liberation Serif"/>
+        </w:rPr>
+        <w:t>Explanation: This demonstrates the Update operation. After clicking the Edit button, the movie's data is loaded back into the form. Submitting it modifies the existing record in the database rather than creating a new one.</w:t>
+      </w:r>
+    </w:p>
+    <w:p>
+      <w:pPr>
+        <w:pStyle w:val="Normal"/>
+        <w:rPr>
+          <w:rFonts w:ascii="Liberation Serif" w:hAnsi="Liberation Serif"/>
+        </w:rPr>
+      </w:pPr>
+      <w:r>
+        <w:rPr>
+          <w:rFonts w:ascii="Liberation Serif" w:hAnsi="Liberation Serif"/>
+        </w:rPr>
+        <w:drawing>
+          <wp:inline distT="0" distB="0" distL="0" distR="0">
+            <wp:extent cx="5486400" cy="3073400"/>
+            <wp:effectExtent l="0" t="0" r="0" b="0"/>
+            <wp:docPr id="66" name="Picture 65" descr=""/>
+            <wp:cNvGraphicFramePr>
+              <a:graphicFrameLocks xmlns:a="http://schemas.openxmlformats.org/drawingml/2006/main" noChangeAspect="1"/>
+            </wp:cNvGraphicFramePr>
+            <a:graphic xmlns:a="http://schemas.openxmlformats.org/drawingml/2006/main">
+              <a:graphicData uri="http://schemas.openxmlformats.org/drawingml/2006/picture">
+                <pic:pic xmlns:pic="http://schemas.openxmlformats.org/drawingml/2006/picture">
+                  <pic:nvPicPr>
+                    <pic:cNvPr id="66" name="Picture 65" descr=""/>
+                    <pic:cNvPicPr>
+                      <a:picLocks noChangeAspect="1" noChangeArrowheads="1"/>
+                    </pic:cNvPicPr>
+                  </pic:nvPicPr>
+                  <pic:blipFill>
+                    <a:blip r:embed="rId38"/>
+                    <a:stretch>
+                      <a:fillRect/>
+                    </a:stretch>
+                  </pic:blipFill>
+                  <pic:spPr bwMode="auto">
+                    <a:xfrm>
+                      <a:off x="0" y="0"/>
+                      <a:ext cx="5486400" cy="3073400"/>
+                    </a:xfrm>
+                    <a:prstGeom prst="rect">
+                      <a:avLst/>
+                    </a:prstGeom>
+                  </pic:spPr>
+                </pic:pic>
+              </a:graphicData>
+            </a:graphic>
+          </wp:inline>
+        </w:drawing>
+      </w:r>
+    </w:p>
+    <w:p>
+      <w:pPr>
+        <w:pStyle w:val="Heading2"/>
+        <w:rPr/>
+      </w:pPr>
+      <w:r>
+        <w:rPr/>
+      </w:r>
+    </w:p>
+    <w:p>
+      <w:pPr>
+        <w:pStyle w:val="Heading2"/>
+        <w:rPr/>
+      </w:pPr>
+      <w:bookmarkStart w:id="48" w:name="__RefHeading___Toc4679_442943083"/>
+      <w:bookmarkEnd w:id="48"/>
+      <w:r>
+        <w:rPr/>
+        <w:t>4. Delete Operation</w:t>
+      </w:r>
+    </w:p>
+    <w:p>
+      <w:pPr>
+        <w:pStyle w:val="Normal"/>
+        <w:rPr>
+          <w:rFonts w:ascii="Liberation Serif" w:hAnsi="Liberation Serif"/>
+        </w:rPr>
+      </w:pPr>
+      <w:r>
+        <w:rPr>
+          <w:rFonts w:ascii="Liberation Serif" w:hAnsi="Liberation Serif"/>
+        </w:rPr>
+        <w:t>Explanation: This shows the Delete operation. Clicking Delete prompts a confirmation dialog to prevent accidental deletion. Upon confirming, the application sends a DELETE request to the backend to remove the specific record from the database.</w:t>
+      </w:r>
+    </w:p>
+    <w:p>
+      <w:pPr>
+        <w:pStyle w:val="Normal"/>
+        <w:rPr>
+          <w:rFonts w:ascii="Liberation Serif" w:hAnsi="Liberation Serif"/>
+        </w:rPr>
+      </w:pPr>
+      <w:r>
+        <w:rPr>
+          <w:rFonts w:ascii="Liberation Serif" w:hAnsi="Liberation Serif"/>
+        </w:rPr>
+        <w:drawing>
+          <wp:inline distT="0" distB="0" distL="0" distR="0">
+            <wp:extent cx="5486400" cy="3266440"/>
+            <wp:effectExtent l="0" t="0" r="0" b="0"/>
+            <wp:docPr id="67" name="Picture 66" descr=""/>
+            <wp:cNvGraphicFramePr>
+              <a:graphicFrameLocks xmlns:a="http://schemas.openxmlformats.org/drawingml/2006/main" noChangeAspect="1"/>
+            </wp:cNvGraphicFramePr>
+            <a:graphic xmlns:a="http://schemas.openxmlformats.org/drawingml/2006/main">
+              <a:graphicData uri="http://schemas.openxmlformats.org/drawingml/2006/picture">
+                <pic:pic xmlns:pic="http://schemas.openxmlformats.org/drawingml/2006/picture">
+                  <pic:nvPicPr>
+                    <pic:cNvPr id="67" name="Picture 66" descr=""/>
+                    <pic:cNvPicPr>
+                      <a:picLocks noChangeAspect="1" noChangeArrowheads="1"/>
+                    </pic:cNvPicPr>
+                  </pic:nvPicPr>
+                  <pic:blipFill>
+                    <a:blip r:embed="rId39"/>
+                    <a:stretch>
+                      <a:fillRect/>
+                    </a:stretch>
+                  </pic:blipFill>
+                  <pic:spPr bwMode="auto">
+                    <a:xfrm>
+                      <a:off x="0" y="0"/>
+                      <a:ext cx="5486400" cy="3266440"/>
+                    </a:xfrm>
+                    <a:prstGeom prst="rect">
+                      <a:avLst/>
+                    </a:prstGeom>
+                  </pic:spPr>
+                </pic:pic>
+              </a:graphicData>
+            </a:graphic>
+          </wp:inline>
+        </w:drawing>
+      </w:r>
+    </w:p>
+    <w:p>
+      <w:pPr>
+        <w:pStyle w:val="Normal"/>
+        <w:rPr>
+          <w:rFonts w:ascii="Liberation Serif" w:hAnsi="Liberation Serif"/>
+        </w:rPr>
+      </w:pPr>
+      <w:r>
+        <w:rPr>
+          <w:rFonts w:ascii="Liberation Serif" w:hAnsi="Liberation Serif"/>
+        </w:rPr>
+      </w:r>
+      <w:r>
+        <w:br w:type="page"/>
+      </w:r>
+    </w:p>
+    <w:p>
+      <w:pPr>
+        <w:pStyle w:val="Heading1"/>
+        <w:numPr>
+          <w:ilvl w:val="0"/>
+          <w:numId w:val="2"/>
+        </w:numPr>
+        <w:rPr/>
+      </w:pPr>
+      <w:bookmarkStart w:id="49" w:name="__RefHeading___Toc4681_442943083"/>
+      <w:bookmarkEnd w:id="49"/>
+      <w:r>
+        <w:rPr/>
+        <w:t>Week 7: User Authentication and Session Management</w:t>
+      </w:r>
+    </w:p>
+    <w:p>
+      <w:pPr>
+        <w:pStyle w:val="Normal"/>
+        <w:rPr>
+          <w:rFonts w:ascii="Liberation Serif" w:hAnsi="Liberation Serif"/>
+        </w:rPr>
+      </w:pPr>
+      <w:r>
+        <w:rPr>
+          <w:rFonts w:ascii="Liberation Serif" w:hAnsi="Liberation Serif"/>
+        </w:rPr>
+        <w:t>This section contains the screenshots demonstrating the Movie Management System User Authentication and Session Management operations using bcrypt and jsonwebtoken.</w:t>
+      </w:r>
+    </w:p>
+    <w:p>
+      <w:pPr>
+        <w:pStyle w:val="Heading2"/>
+        <w:rPr/>
+      </w:pPr>
+      <w:bookmarkStart w:id="50" w:name="__RefHeading___Toc4683_442943083"/>
+      <w:bookmarkEnd w:id="50"/>
+      <w:r>
+        <w:rPr/>
+        <w:t>1. User Registration Form with Roles</w:t>
+      </w:r>
+    </w:p>
+    <w:p>
+      <w:pPr>
+        <w:pStyle w:val="Normal"/>
+        <w:rPr>
+          <w:rFonts w:ascii="Liberation Serif" w:hAnsi="Liberation Serif"/>
+        </w:rPr>
+      </w:pPr>
+      <w:r>
+        <w:rPr>
+          <w:rFonts w:ascii="Liberation Serif" w:hAnsi="Liberation Serif"/>
+        </w:rPr>
+        <w:t>Explanation: This screenshot shows the "Create an account" (Sign Up) form. It includes the required fields for Username and Password, and importantly, the "Role" dropdown (Client, Admin, Managerial) which demonstrates multi-user authentication support from the UI level.</w:t>
+      </w:r>
+    </w:p>
+    <w:p>
+      <w:pPr>
+        <w:pStyle w:val="Normal"/>
+        <w:rPr>
+          <w:rFonts w:ascii="Liberation Serif" w:hAnsi="Liberation Serif"/>
+        </w:rPr>
+      </w:pPr>
+      <w:r>
+        <w:rPr>
+          <w:rFonts w:ascii="Liberation Serif" w:hAnsi="Liberation Serif"/>
+        </w:rPr>
+        <w:drawing>
+          <wp:inline distT="0" distB="0" distL="0" distR="0">
+            <wp:extent cx="5486400" cy="5890895"/>
+            <wp:effectExtent l="0" t="0" r="0" b="0"/>
+            <wp:docPr id="68" name="Picture 67" descr=""/>
+            <wp:cNvGraphicFramePr>
+              <a:graphicFrameLocks xmlns:a="http://schemas.openxmlformats.org/drawingml/2006/main" noChangeAspect="1"/>
+            </wp:cNvGraphicFramePr>
+            <a:graphic xmlns:a="http://schemas.openxmlformats.org/drawingml/2006/main">
+              <a:graphicData uri="http://schemas.openxmlformats.org/drawingml/2006/picture">
+                <pic:pic xmlns:pic="http://schemas.openxmlformats.org/drawingml/2006/picture">
+                  <pic:nvPicPr>
+                    <pic:cNvPr id="68" name="Picture 67" descr=""/>
+                    <pic:cNvPicPr>
+                      <a:picLocks noChangeAspect="1" noChangeArrowheads="1"/>
+                    </pic:cNvPicPr>
                   </pic:nvPicPr>
                   <pic:blipFill>
                     <a:blip r:embed="rId40"/>
@@ -6373,12 +7322,14 @@
                       <a:fillRect/>
                     </a:stretch>
                   </pic:blipFill>
-                  <pic:spPr>
+                  <pic:spPr bwMode="auto">
                     <a:xfrm>
                       <a:off x="0" y="0"/>
-                      <a:ext cx="5486400" cy="3416653"/>
+                      <a:ext cx="5486400" cy="5890895"/>
                     </a:xfrm>
-                    <a:prstGeom prst="rect"/>
+                    <a:prstGeom prst="rect">
+                      <a:avLst/>
+                    </a:prstGeom>
                   </pic:spPr>
                 </pic:pic>
               </a:graphicData>
@@ -6388,33 +7339,62 @@
       </w:r>
     </w:p>
     <w:p>
-      <w:r>
-        <w:rPr>
-          <w:b/>
-        </w:rPr>
-        <w:t>2. Create &amp; Read Operations</w:t>
-      </w:r>
-    </w:p>
-    <w:p>
-      <w:r>
-        <w:t>Explanation: Here, the Dashboard is shown. The left side handles the Create operation (inserting a new movie), while the right side handles the Read operation (fetching all movies from the database and displaying them). The success message confirms data was successfully sent to the server.</w:t>
-      </w:r>
-    </w:p>
-    <w:p>
-      <w:r>
+      <w:pPr>
+        <w:pStyle w:val="Heading2"/>
+        <w:numPr>
+          <w:ilvl w:val="0"/>
+          <w:numId w:val="0"/>
+        </w:numPr>
+        <w:rPr/>
+      </w:pPr>
+      <w:bookmarkStart w:id="51" w:name="__RefHeading___Toc4685_442943083"/>
+      <w:bookmarkEnd w:id="51"/>
+      <w:r>
+        <w:rPr/>
+        <w:t>2. Database Authentication Setup</w:t>
+      </w:r>
+    </w:p>
+    <w:p>
+      <w:pPr>
+        <w:pStyle w:val="Normal"/>
+        <w:rPr>
+          <w:rFonts w:ascii="Liberation Serif" w:hAnsi="Liberation Serif"/>
+        </w:rPr>
+      </w:pPr>
+      <w:r>
+        <w:rPr>
+          <w:rFonts w:ascii="Liberation Serif" w:hAnsi="Liberation Serif"/>
+        </w:rPr>
+        <w:t>Explanation: This shows the `users` table within the database. It proves that user passwords are securely hashed using bcrypt (`password_hash` column) rather than being stored in plain text. It also verifies that the selected user roles are correctly stored in the database.</w:t>
+      </w:r>
+    </w:p>
+    <w:p>
+      <w:pPr>
+        <w:pStyle w:val="Normal"/>
+        <w:rPr>
+          <w:rFonts w:ascii="Liberation Serif" w:hAnsi="Liberation Serif"/>
+        </w:rPr>
+      </w:pPr>
+      <w:r>
+        <w:rPr>
+          <w:rFonts w:ascii="Liberation Serif" w:hAnsi="Liberation Serif"/>
+        </w:rPr>
         <w:drawing>
-          <wp:inline xmlns:a="http://schemas.openxmlformats.org/drawingml/2006/main" xmlns:pic="http://schemas.openxmlformats.org/drawingml/2006/picture">
-            <wp:extent cx="5486400" cy="3073383"/>
-            <wp:docPr id="64" name="Picture 64"/>
+          <wp:inline distT="0" distB="0" distL="0" distR="0">
+            <wp:extent cx="5486400" cy="1739265"/>
+            <wp:effectExtent l="0" t="0" r="0" b="0"/>
+            <wp:docPr id="69" name="Picture 68" descr=""/>
             <wp:cNvGraphicFramePr>
-              <a:graphicFrameLocks noChangeAspect="1"/>
+              <a:graphicFrameLocks xmlns:a="http://schemas.openxmlformats.org/drawingml/2006/main" noChangeAspect="1"/>
             </wp:cNvGraphicFramePr>
-            <a:graphic>
+            <a:graphic xmlns:a="http://schemas.openxmlformats.org/drawingml/2006/main">
               <a:graphicData uri="http://schemas.openxmlformats.org/drawingml/2006/picture">
-                <pic:pic>
+                <pic:pic xmlns:pic="http://schemas.openxmlformats.org/drawingml/2006/picture">
                   <pic:nvPicPr>
-                    <pic:cNvPr id="0" name="create_read.png"/>
-                    <pic:cNvPicPr/>
+                    <pic:cNvPr id="69" name="Picture 68" descr=""/>
+                    <pic:cNvPicPr>
+                      <a:picLocks noChangeAspect="1" noChangeArrowheads="1"/>
+                    </pic:cNvPicPr>
                   </pic:nvPicPr>
                   <pic:blipFill>
                     <a:blip r:embed="rId41"/>
@@ -6422,12 +7402,14 @@
                       <a:fillRect/>
                     </a:stretch>
                   </pic:blipFill>
-                  <pic:spPr>
+                  <pic:spPr bwMode="auto">
                     <a:xfrm>
                       <a:off x="0" y="0"/>
-                      <a:ext cx="5486400" cy="3073383"/>
+                      <a:ext cx="5486400" cy="1739265"/>
                     </a:xfrm>
-                    <a:prstGeom prst="rect"/>
+                    <a:prstGeom prst="rect">
+                      <a:avLst/>
+                    </a:prstGeom>
                   </pic:spPr>
                 </pic:pic>
               </a:graphicData>
@@ -6437,33 +7419,58 @@
       </w:r>
     </w:p>
     <w:p>
-      <w:r>
-        <w:rPr>
-          <w:b/>
-        </w:rPr>
-        <w:t>3. Update Operation</w:t>
-      </w:r>
-    </w:p>
-    <w:p>
-      <w:r>
-        <w:t>Explanation: This demonstrates the Update operation. After clicking the Edit button, the movie's data is loaded back into the form. Submitting it modifies the existing record in the database rather than creating a new one.</w:t>
-      </w:r>
-    </w:p>
-    <w:p>
-      <w:r>
+      <w:pPr>
+        <w:pStyle w:val="Heading2"/>
+        <w:rPr/>
+      </w:pPr>
+      <w:bookmarkStart w:id="52" w:name="__RefHeading___Toc4687_442943083"/>
+      <w:bookmarkEnd w:id="52"/>
+      <w:r>
+        <w:rPr/>
+        <w:t>3. Secure Login &amp; Session Management</w:t>
+      </w:r>
+    </w:p>
+    <w:p>
+      <w:pPr>
+        <w:pStyle w:val="Normal"/>
+        <w:rPr>
+          <w:rFonts w:ascii="Liberation Serif" w:hAnsi="Liberation Serif"/>
+        </w:rPr>
+      </w:pPr>
+      <w:r>
+        <w:rPr>
+          <w:rFonts w:ascii="Liberation Serif" w:hAnsi="Liberation Serif"/>
+        </w:rPr>
+        <w:t>Explanation: This screenshot of the browser Developer Tools (Local Storage) demonstrates that upon successful login, the server issues a secure JSON Web Token (JWT) that the frontend stores. This mechanism ensures secure, stateless session management.</w:t>
+      </w:r>
+    </w:p>
+    <w:p>
+      <w:pPr>
+        <w:pStyle w:val="Normal"/>
+        <w:rPr>
+          <w:rFonts w:ascii="Liberation Serif" w:hAnsi="Liberation Serif"/>
+        </w:rPr>
+      </w:pPr>
+      <w:r>
+        <w:rPr>
+          <w:rFonts w:ascii="Liberation Serif" w:hAnsi="Liberation Serif"/>
+        </w:rPr>
         <w:drawing>
-          <wp:inline xmlns:a="http://schemas.openxmlformats.org/drawingml/2006/main" xmlns:pic="http://schemas.openxmlformats.org/drawingml/2006/picture">
-            <wp:extent cx="5486400" cy="3073383"/>
-            <wp:docPr id="65" name="Picture 65"/>
+          <wp:inline distT="0" distB="0" distL="0" distR="0">
+            <wp:extent cx="5486400" cy="768350"/>
+            <wp:effectExtent l="0" t="0" r="0" b="0"/>
+            <wp:docPr id="70" name="Picture 69" descr=""/>
             <wp:cNvGraphicFramePr>
-              <a:graphicFrameLocks noChangeAspect="1"/>
+              <a:graphicFrameLocks xmlns:a="http://schemas.openxmlformats.org/drawingml/2006/main" noChangeAspect="1"/>
             </wp:cNvGraphicFramePr>
-            <a:graphic>
+            <a:graphic xmlns:a="http://schemas.openxmlformats.org/drawingml/2006/main">
               <a:graphicData uri="http://schemas.openxmlformats.org/drawingml/2006/picture">
-                <pic:pic>
+                <pic:pic xmlns:pic="http://schemas.openxmlformats.org/drawingml/2006/picture">
                   <pic:nvPicPr>
-                    <pic:cNvPr id="0" name="update.png"/>
-                    <pic:cNvPicPr/>
+                    <pic:cNvPr id="70" name="Picture 69" descr=""/>
+                    <pic:cNvPicPr>
+                      <a:picLocks noChangeAspect="1" noChangeArrowheads="1"/>
+                    </pic:cNvPicPr>
                   </pic:nvPicPr>
                   <pic:blipFill>
                     <a:blip r:embed="rId42"/>
@@ -6471,12 +7478,14 @@
                       <a:fillRect/>
                     </a:stretch>
                   </pic:blipFill>
-                  <pic:spPr>
+                  <pic:spPr bwMode="auto">
                     <a:xfrm>
                       <a:off x="0" y="0"/>
-                      <a:ext cx="5486400" cy="3073383"/>
+                      <a:ext cx="5486400" cy="768350"/>
                     </a:xfrm>
-                    <a:prstGeom prst="rect"/>
+                    <a:prstGeom prst="rect">
+                      <a:avLst/>
+                    </a:prstGeom>
                   </pic:spPr>
                 </pic:pic>
               </a:graphicData>
@@ -6486,33 +7495,59 @@
       </w:r>
     </w:p>
     <w:p>
-      <w:r>
-        <w:rPr>
-          <w:b/>
-        </w:rPr>
-        <w:t>4. Delete Operation</w:t>
-      </w:r>
-    </w:p>
-    <w:p>
-      <w:r>
-        <w:t>Explanation: This shows the Delete operation. Clicking Delete prompts a confirmation dialog to prevent accidental deletion. Upon confirming, the application sends a DELETE request to the backend to remove the specific record from the database.</w:t>
-      </w:r>
-    </w:p>
-    <w:p>
-      <w:r>
+      <w:pPr>
+        <w:pStyle w:val="Heading2"/>
+        <w:rPr/>
+      </w:pPr>
+      <w:bookmarkStart w:id="53" w:name="__RefHeading___Toc4689_442943083"/>
+      <w:bookmarkEnd w:id="53"/>
+      <w:r>
+        <w:rPr/>
+        <w:t>4. Protected Dashboard &amp; Logout</w:t>
+      </w:r>
+    </w:p>
+    <w:p>
+      <w:pPr>
+        <w:pStyle w:val="Normal"/>
+        <w:rPr>
+          <w:rFonts w:ascii="Liberation Serif" w:hAnsi="Liberation Serif"/>
+        </w:rPr>
+      </w:pPr>
+      <w:r>
+        <w:rPr>
+          <w:rFonts w:ascii="Liberation Serif" w:hAnsi="Liberation Serif"/>
+        </w:rPr>
+        <w:t>Explanation: This displays the protected Movie Dashboard, confirming that only authenticated users can access this page. The presence of the "Log Out" button demonstrates that users can successfully terminate their secure session.</w:t>
+      </w:r>
+    </w:p>
+    <w:p>
+      <w:pPr>
+        <w:pStyle w:val="Normal"/>
+        <w:spacing w:before="0" w:after="160"/>
+        <w:rPr>
+          <w:rFonts w:ascii="Liberation Serif" w:hAnsi="Liberation Serif"/>
+        </w:rPr>
+      </w:pPr>
+      <w:r>
+        <w:rPr>
+          <w:rFonts w:ascii="Liberation Serif" w:hAnsi="Liberation Serif"/>
+        </w:rPr>
         <w:drawing>
-          <wp:inline xmlns:a="http://schemas.openxmlformats.org/drawingml/2006/main" xmlns:pic="http://schemas.openxmlformats.org/drawingml/2006/picture">
-            <wp:extent cx="5486400" cy="3266305"/>
-            <wp:docPr id="66" name="Picture 66"/>
+          <wp:inline distT="0" distB="0" distL="0" distR="0">
+            <wp:extent cx="5486400" cy="3060065"/>
+            <wp:effectExtent l="0" t="0" r="0" b="0"/>
+            <wp:docPr id="71" name="Picture 70" descr=""/>
             <wp:cNvGraphicFramePr>
-              <a:graphicFrameLocks noChangeAspect="1"/>
+              <a:graphicFrameLocks xmlns:a="http://schemas.openxmlformats.org/drawingml/2006/main" noChangeAspect="1"/>
             </wp:cNvGraphicFramePr>
-            <a:graphic>
+            <a:graphic xmlns:a="http://schemas.openxmlformats.org/drawingml/2006/main">
               <a:graphicData uri="http://schemas.openxmlformats.org/drawingml/2006/picture">
-                <pic:pic>
+                <pic:pic xmlns:pic="http://schemas.openxmlformats.org/drawingml/2006/picture">
                   <pic:nvPicPr>
-                    <pic:cNvPr id="0" name="delete.png"/>
-                    <pic:cNvPicPr/>
+                    <pic:cNvPr id="71" name="Picture 70" descr=""/>
+                    <pic:cNvPicPr>
+                      <a:picLocks noChangeAspect="1" noChangeArrowheads="1"/>
+                    </pic:cNvPicPr>
                   </pic:nvPicPr>
                   <pic:blipFill>
                     <a:blip r:embed="rId43"/>
@@ -6520,12 +7555,14 @@
                       <a:fillRect/>
                     </a:stretch>
                   </pic:blipFill>
-                  <pic:spPr>
+                  <pic:spPr bwMode="auto">
                     <a:xfrm>
                       <a:off x="0" y="0"/>
-                      <a:ext cx="5486400" cy="3266305"/>
+                      <a:ext cx="5486400" cy="3060065"/>
                     </a:xfrm>
-                    <a:prstGeom prst="rect"/>
+                    <a:prstGeom prst="rect">
+                      <a:avLst/>
+                    </a:prstGeom>
                   </pic:spPr>
                 </pic:pic>
               </a:graphicData>
@@ -6534,222 +7571,8 @@
         </w:drawing>
       </w:r>
     </w:p>
-    <w:p>
-      <w:r>
-        <w:br w:type="page"/>
-      </w:r>
-    </w:p>
-    <w:p>
-      <w:r>
-        <w:rPr>
-          <w:b/>
-        </w:rPr>
-        <w:t>Week 7: User Authentication and Session Management</w:t>
-      </w:r>
-    </w:p>
-    <w:p>
-      <w:r>
-        <w:t>This section contains the screenshots demonstrating the Movie Management System User Authentication and Session Management operations using bcrypt and jsonwebtoken.</w:t>
-      </w:r>
-    </w:p>
-    <w:p>
-      <w:r>
-        <w:rPr>
-          <w:b/>
-        </w:rPr>
-        <w:t>1. User Registration Form with Roles</w:t>
-      </w:r>
-    </w:p>
-    <w:p>
-      <w:r>
-        <w:t>Explanation: This screenshot shows the "Create an account" (Sign Up) form. It includes the required fields for Username and Password, and importantly, the "Role" dropdown (Client, Admin, Managerial) which demonstrates multi-user authentication support from the UI level.</w:t>
-      </w:r>
-    </w:p>
-    <w:p>
-      <w:r>
-        <w:drawing>
-          <wp:inline xmlns:a="http://schemas.openxmlformats.org/drawingml/2006/main" xmlns:pic="http://schemas.openxmlformats.org/drawingml/2006/picture">
-            <wp:extent cx="5486400" cy="5890661"/>
-            <wp:docPr id="67" name="Picture 67"/>
-            <wp:cNvGraphicFramePr>
-              <a:graphicFrameLocks noChangeAspect="1"/>
-            </wp:cNvGraphicFramePr>
-            <a:graphic>
-              <a:graphicData uri="http://schemas.openxmlformats.org/drawingml/2006/picture">
-                <pic:pic>
-                  <pic:nvPicPr>
-                    <pic:cNvPr id="0" name="registration.png"/>
-                    <pic:cNvPicPr/>
-                  </pic:nvPicPr>
-                  <pic:blipFill>
-                    <a:blip r:embed="rId44"/>
-                    <a:stretch>
-                      <a:fillRect/>
-                    </a:stretch>
-                  </pic:blipFill>
-                  <pic:spPr>
-                    <a:xfrm>
-                      <a:off x="0" y="0"/>
-                      <a:ext cx="5486400" cy="5890661"/>
-                    </a:xfrm>
-                    <a:prstGeom prst="rect"/>
-                  </pic:spPr>
-                </pic:pic>
-              </a:graphicData>
-            </a:graphic>
-          </wp:inline>
-        </w:drawing>
-      </w:r>
-    </w:p>
-    <w:p>
-      <w:r>
-        <w:rPr>
-          <w:b/>
-        </w:rPr>
-        <w:t>2. Database Authentication Setup</w:t>
-      </w:r>
-    </w:p>
-    <w:p>
-      <w:r>
-        <w:t>Explanation: This shows the `users` table within the database. It proves that user passwords are securely hashed using bcrypt (`password_hash` column) rather than being stored in plain text. It also verifies that the selected user roles are correctly stored in the database.</w:t>
-      </w:r>
-    </w:p>
-    <w:p>
-      <w:r>
-        <w:drawing>
-          <wp:inline xmlns:a="http://schemas.openxmlformats.org/drawingml/2006/main" xmlns:pic="http://schemas.openxmlformats.org/drawingml/2006/picture">
-            <wp:extent cx="5486400" cy="1739226"/>
-            <wp:docPr id="68" name="Picture 68"/>
-            <wp:cNvGraphicFramePr>
-              <a:graphicFrameLocks noChangeAspect="1"/>
-            </wp:cNvGraphicFramePr>
-            <a:graphic>
-              <a:graphicData uri="http://schemas.openxmlformats.org/drawingml/2006/picture">
-                <pic:pic>
-                  <pic:nvPicPr>
-                    <pic:cNvPr id="0" name="db_users.png"/>
-                    <pic:cNvPicPr/>
-                  </pic:nvPicPr>
-                  <pic:blipFill>
-                    <a:blip r:embed="rId45"/>
-                    <a:stretch>
-                      <a:fillRect/>
-                    </a:stretch>
-                  </pic:blipFill>
-                  <pic:spPr>
-                    <a:xfrm>
-                      <a:off x="0" y="0"/>
-                      <a:ext cx="5486400" cy="1739226"/>
-                    </a:xfrm>
-                    <a:prstGeom prst="rect"/>
-                  </pic:spPr>
-                </pic:pic>
-              </a:graphicData>
-            </a:graphic>
-          </wp:inline>
-        </w:drawing>
-      </w:r>
-    </w:p>
-    <w:p>
-      <w:r>
-        <w:rPr>
-          <w:b/>
-        </w:rPr>
-        <w:t>3. Secure Login &amp; Session Management</w:t>
-      </w:r>
-    </w:p>
-    <w:p>
-      <w:r>
-        <w:t>Explanation: This screenshot of the browser Developer Tools (Local Storage) demonstrates that upon successful login, the server issues a secure JSON Web Token (JWT) that the frontend stores. This mechanism ensures secure, stateless session management.</w:t>
-      </w:r>
-    </w:p>
-    <w:p>
-      <w:r>
-        <w:drawing>
-          <wp:inline xmlns:a="http://schemas.openxmlformats.org/drawingml/2006/main" xmlns:pic="http://schemas.openxmlformats.org/drawingml/2006/picture">
-            <wp:extent cx="5486400" cy="768699"/>
-            <wp:docPr id="69" name="Picture 69"/>
-            <wp:cNvGraphicFramePr>
-              <a:graphicFrameLocks noChangeAspect="1"/>
-            </wp:cNvGraphicFramePr>
-            <a:graphic>
-              <a:graphicData uri="http://schemas.openxmlformats.org/drawingml/2006/picture">
-                <pic:pic>
-                  <pic:nvPicPr>
-                    <pic:cNvPr id="0" name="session.png"/>
-                    <pic:cNvPicPr/>
-                  </pic:nvPicPr>
-                  <pic:blipFill>
-                    <a:blip r:embed="rId46"/>
-                    <a:stretch>
-                      <a:fillRect/>
-                    </a:stretch>
-                  </pic:blipFill>
-                  <pic:spPr>
-                    <a:xfrm>
-                      <a:off x="0" y="0"/>
-                      <a:ext cx="5486400" cy="768699"/>
-                    </a:xfrm>
-                    <a:prstGeom prst="rect"/>
-                  </pic:spPr>
-                </pic:pic>
-              </a:graphicData>
-            </a:graphic>
-          </wp:inline>
-        </w:drawing>
-      </w:r>
-    </w:p>
-    <w:p>
-      <w:r>
-        <w:rPr>
-          <w:b/>
-        </w:rPr>
-        <w:t>4. Protected Dashboard &amp; Logout</w:t>
-      </w:r>
-    </w:p>
-    <w:p>
-      <w:r>
-        <w:t>Explanation: This displays the protected Movie Dashboard, confirming that only authenticated users can access this page. The presence of the "Log Out" button demonstrates that users can successfully terminate their secure session.</w:t>
-      </w:r>
-    </w:p>
-    <w:p>
-      <w:r>
-        <w:drawing>
-          <wp:inline xmlns:a="http://schemas.openxmlformats.org/drawingml/2006/main" xmlns:pic="http://schemas.openxmlformats.org/drawingml/2006/picture">
-            <wp:extent cx="5486400" cy="3060234"/>
-            <wp:docPr id="70" name="Picture 70"/>
-            <wp:cNvGraphicFramePr>
-              <a:graphicFrameLocks noChangeAspect="1"/>
-            </wp:cNvGraphicFramePr>
-            <a:graphic>
-              <a:graphicData uri="http://schemas.openxmlformats.org/drawingml/2006/picture">
-                <pic:pic>
-                  <pic:nvPicPr>
-                    <pic:cNvPr id="0" name="dashboard.png"/>
-                    <pic:cNvPicPr/>
-                  </pic:nvPicPr>
-                  <pic:blipFill>
-                    <a:blip r:embed="rId47"/>
-                    <a:stretch>
-                      <a:fillRect/>
-                    </a:stretch>
-                  </pic:blipFill>
-                  <pic:spPr>
-                    <a:xfrm>
-                      <a:off x="0" y="0"/>
-                      <a:ext cx="5486400" cy="3060234"/>
-                    </a:xfrm>
-                    <a:prstGeom prst="rect"/>
-                  </pic:spPr>
-                </pic:pic>
-              </a:graphicData>
-            </a:graphic>
-          </wp:inline>
-        </w:drawing>
-      </w:r>
-    </w:p>
     <w:sectPr>
-      <w:footerReference w:type="default" r:id="rId36"/>
+      <w:footerReference w:type="default" r:id="rId44"/>
       <w:type w:val="nextPage"/>
       <w:pgSz w:w="12240" w:h="15840"/>
       <w:pgMar w:left="1440" w:right="1440" w:gutter="0" w:header="0" w:top="1440" w:footer="432" w:bottom="1440"/>
@@ -6784,7 +7607,7 @@
     </w:r>
     <w:r>
       <w:rPr/>
-      <w:t>13</w:t>
+      <w:t>19</w:t>
     </w:r>
     <w:r>
       <w:rPr/>
@@ -7084,7 +7907,7 @@
     <w:pPr>
       <w:widowControl/>
       <w:suppressAutoHyphens w:val="true"/>
-      <w:overflowPunct w:val="false"/>
+      <w:overflowPunct w:val="true"/>
       <w:bidi w:val="0"/>
       <w:spacing w:lineRule="auto" w:line="276" w:before="0" w:after="160"/>
       <w:jc w:val="left"/>
@@ -7328,7 +8151,7 @@
     <w:pPr>
       <w:widowControl/>
       <w:suppressAutoHyphens w:val="true"/>
-      <w:overflowPunct w:val="false"/>
+      <w:overflowPunct w:val="true"/>
       <w:bidi w:val="0"/>
       <w:spacing w:lineRule="auto" w:line="240" w:before="280" w:after="280"/>
       <w:jc w:val="left"/>
@@ -7455,7 +8278,7 @@
     <w:pPr>
       <w:widowControl w:val="false"/>
       <w:suppressAutoHyphens w:val="true"/>
-      <w:overflowPunct w:val="true"/>
+      <w:overflowPunct w:val="false"/>
       <w:bidi w:val="0"/>
       <w:spacing w:lineRule="atLeast" w:line="200" w:before="0" w:after="0"/>
       <w:jc w:val="left"/>
@@ -7614,7 +8437,7 @@
     <w:pPr>
       <w:widowControl w:val="false"/>
       <w:suppressAutoHyphens w:val="true"/>
-      <w:overflowPunct w:val="true"/>
+      <w:overflowPunct w:val="false"/>
       <w:bidi w:val="0"/>
       <w:spacing w:before="0" w:after="0"/>
       <w:jc w:val="left"/>
@@ -7793,7 +8616,7 @@
     <w:pPr>
       <w:widowControl w:val="false"/>
       <w:suppressAutoHyphens w:val="true"/>
-      <w:overflowPunct w:val="true"/>
+      <w:overflowPunct w:val="false"/>
       <w:bidi w:val="0"/>
       <w:spacing w:lineRule="atLeast" w:line="200" w:before="283" w:after="0"/>
       <w:jc w:val="left"/>
@@ -8022,7 +8845,7 @@
     <w:pPr>
       <w:widowControl w:val="false"/>
       <w:suppressAutoHyphens w:val="true"/>
-      <w:overflowPunct w:val="true"/>
+      <w:overflowPunct w:val="false"/>
       <w:bidi w:val="0"/>
       <w:spacing w:lineRule="atLeast" w:line="200" w:before="0" w:after="0"/>
       <w:jc w:val="left"/>
@@ -8051,7 +8874,7 @@
     <w:pPr>
       <w:widowControl w:val="false"/>
       <w:suppressAutoHyphens w:val="true"/>
-      <w:overflowPunct w:val="true"/>
+      <w:overflowPunct w:val="false"/>
       <w:bidi w:val="0"/>
       <w:spacing w:before="0" w:after="0"/>
       <w:jc w:val="center"/>
@@ -8079,7 +8902,7 @@
     <w:pPr>
       <w:widowControl w:val="false"/>
       <w:suppressAutoHyphens w:val="true"/>
-      <w:overflowPunct w:val="true"/>
+      <w:overflowPunct w:val="false"/>
       <w:bidi w:val="0"/>
       <w:spacing w:before="0" w:after="0"/>
       <w:ind w:left="340" w:right="0" w:hanging="340"/>
@@ -8108,7 +8931,7 @@
     <w:pPr>
       <w:widowControl w:val="false"/>
       <w:suppressAutoHyphens w:val="true"/>
-      <w:overflowPunct w:val="true"/>
+      <w:overflowPunct w:val="false"/>
       <w:bidi w:val="0"/>
       <w:spacing w:before="0" w:after="0"/>
       <w:jc w:val="left"/>
@@ -8128,7 +8951,7 @@
     <w:pPr>
       <w:widowControl w:val="false"/>
       <w:suppressAutoHyphens w:val="true"/>
-      <w:overflowPunct w:val="true"/>
+      <w:overflowPunct w:val="false"/>
       <w:bidi w:val="0"/>
       <w:spacing w:before="0" w:after="0"/>
       <w:jc w:val="left"/>
@@ -8148,7 +8971,7 @@
     <w:pPr>
       <w:widowControl w:val="false"/>
       <w:suppressAutoHyphens w:val="true"/>
-      <w:overflowPunct w:val="true"/>
+      <w:overflowPunct w:val="false"/>
       <w:bidi w:val="0"/>
       <w:spacing w:lineRule="atLeast" w:line="200" w:before="0" w:after="0"/>
       <w:jc w:val="left"/>
@@ -8630,7 +9453,7 @@
     <w:pPr>
       <w:widowControl w:val="false"/>
       <w:suppressAutoHyphens w:val="true"/>
-      <w:overflowPunct w:val="true"/>
+      <w:overflowPunct w:val="false"/>
       <w:bidi w:val="0"/>
       <w:spacing w:before="0" w:after="0"/>
       <w:jc w:val="left"/>
@@ -8650,7 +9473,7 @@
     <w:pPr>
       <w:widowControl w:val="false"/>
       <w:suppressAutoHyphens w:val="true"/>
-      <w:overflowPunct w:val="true"/>
+      <w:overflowPunct w:val="false"/>
       <w:bidi w:val="0"/>
       <w:spacing w:before="0" w:after="0"/>
       <w:jc w:val="left"/>
@@ -8670,7 +9493,7 @@
     <w:pPr>
       <w:widowControl w:val="false"/>
       <w:suppressAutoHyphens w:val="true"/>
-      <w:overflowPunct w:val="true"/>
+      <w:overflowPunct w:val="false"/>
       <w:bidi w:val="0"/>
       <w:spacing w:before="0" w:after="0"/>
       <w:ind w:left="340" w:right="0" w:hanging="340"/>
@@ -8699,7 +9522,7 @@
     <w:pPr>
       <w:widowControl w:val="false"/>
       <w:suppressAutoHyphens w:val="true"/>
-      <w:overflowPunct w:val="true"/>
+      <w:overflowPunct w:val="false"/>
       <w:bidi w:val="0"/>
       <w:spacing w:lineRule="atLeast" w:line="200" w:before="283" w:after="0"/>
       <w:jc w:val="left"/>
@@ -8928,7 +9751,7 @@
     <w:pPr>
       <w:widowControl w:val="false"/>
       <w:suppressAutoHyphens w:val="true"/>
-      <w:overflowPunct w:val="true"/>
+      <w:overflowPunct w:val="false"/>
       <w:bidi w:val="0"/>
       <w:spacing w:lineRule="atLeast" w:line="200" w:before="283" w:after="0"/>
       <w:jc w:val="left"/>
@@ -9157,7 +9980,7 @@
     <w:pPr>
       <w:widowControl w:val="false"/>
       <w:suppressAutoHyphens w:val="true"/>
-      <w:overflowPunct w:val="true"/>
+      <w:overflowPunct w:val="false"/>
       <w:bidi w:val="0"/>
       <w:spacing w:lineRule="atLeast" w:line="200" w:before="0" w:after="0"/>
       <w:jc w:val="left"/>
@@ -9186,7 +10009,7 @@
     <w:pPr>
       <w:widowControl w:val="false"/>
       <w:suppressAutoHyphens w:val="true"/>
-      <w:overflowPunct w:val="true"/>
+      <w:overflowPunct w:val="false"/>
       <w:bidi w:val="0"/>
       <w:spacing w:before="0" w:after="0"/>
       <w:jc w:val="center"/>
@@ -9214,7 +10037,7 @@
     <w:pPr>
       <w:widowControl w:val="false"/>
       <w:suppressAutoHyphens w:val="true"/>
-      <w:overflowPunct w:val="true"/>
+      <w:overflowPunct w:val="false"/>
       <w:bidi w:val="0"/>
       <w:spacing w:before="0" w:after="0"/>
       <w:ind w:left="340" w:right="0" w:hanging="340"/>
@@ -9243,7 +10066,7 @@
     <w:pPr>
       <w:widowControl w:val="false"/>
       <w:suppressAutoHyphens w:val="true"/>
-      <w:overflowPunct w:val="true"/>
+      <w:overflowPunct w:val="false"/>
       <w:bidi w:val="0"/>
       <w:spacing w:before="0" w:after="0"/>
       <w:jc w:val="left"/>
@@ -9263,7 +10086,7 @@
     <w:pPr>
       <w:widowControl w:val="false"/>
       <w:suppressAutoHyphens w:val="true"/>
-      <w:overflowPunct w:val="true"/>
+      <w:overflowPunct w:val="false"/>
       <w:bidi w:val="0"/>
       <w:spacing w:before="0" w:after="0"/>
       <w:jc w:val="left"/>
